--- a/SPARK - Realtime Load Testing and Performance Validation Google Cloud Compute Engine.docx
+++ b/SPARK - Realtime Load Testing and Performance Validation Google Cloud Compute Engine.docx
@@ -26,7 +26,7 @@
                     <pic:cNvPicPr/>
                   </pic:nvPicPr>
                   <pic:blipFill>
-                    <a:blip r:embed="rId4" cstate="print">
+                    <a:blip r:embed="rId5" cstate="print">
                       <a:extLst>
                         <a:ext uri="{28A0092B-C50C-407E-A947-70E740481C1C}">
                           <a14:useLocalDpi xmlns:a14="http://schemas.microsoft.com/office/drawing/2010/main" val="0"/>
@@ -196,7 +196,7 @@
           <w:noProof/>
         </w:rPr>
         <w:drawing>
-          <wp:inline distT="0" distB="0" distL="0" distR="0" wp14:anchorId="50A9EB80" wp14:editId="0395C5AD">
+          <wp:inline distT="0" distB="0" distL="0" distR="0" wp14:anchorId="50A9EB80" wp14:editId="2E077E47">
             <wp:extent cx="5943600" cy="3145790"/>
             <wp:effectExtent l="0" t="0" r="0" b="0"/>
             <wp:docPr id="193498281" name="Picture 3"/>
@@ -211,7 +211,7 @@
                     <pic:cNvPicPr/>
                   </pic:nvPicPr>
                   <pic:blipFill>
-                    <a:blip r:embed="rId5" cstate="print">
+                    <a:blip r:embed="rId6" cstate="print">
                       <a:extLst>
                         <a:ext uri="{28A0092B-C50C-407E-A947-70E740481C1C}">
                           <a14:useLocalDpi xmlns:a14="http://schemas.microsoft.com/office/drawing/2010/main" val="0"/>
@@ -388,7 +388,7 @@
           <w:noProof/>
         </w:rPr>
         <w:drawing>
-          <wp:inline distT="0" distB="0" distL="0" distR="0" wp14:anchorId="099DBF8A" wp14:editId="13BE38CD">
+          <wp:inline distT="0" distB="0" distL="0" distR="0" wp14:anchorId="099DBF8A" wp14:editId="7B05F150">
             <wp:extent cx="5943600" cy="2917190"/>
             <wp:effectExtent l="0" t="0" r="0" b="0"/>
             <wp:docPr id="2025867175" name="Picture 1"/>
@@ -403,7 +403,7 @@
                     <pic:cNvPicPr/>
                   </pic:nvPicPr>
                   <pic:blipFill>
-                    <a:blip r:embed="rId6" cstate="print">
+                    <a:blip r:embed="rId7" cstate="print">
                       <a:extLst>
                         <a:ext uri="{28A0092B-C50C-407E-A947-70E740481C1C}">
                           <a14:useLocalDpi xmlns:a14="http://schemas.microsoft.com/office/drawing/2010/main" val="0"/>
@@ -598,7 +598,7 @@
         </w:rPr>
         <w:lastRenderedPageBreak/>
         <w:drawing>
-          <wp:inline distT="0" distB="0" distL="0" distR="0" wp14:anchorId="752B0AAA" wp14:editId="26AE9CB3">
+          <wp:inline distT="0" distB="0" distL="0" distR="0" wp14:anchorId="752B0AAA" wp14:editId="6E5CD936">
             <wp:extent cx="5943600" cy="3127375"/>
             <wp:effectExtent l="0" t="0" r="0" b="0"/>
             <wp:docPr id="209104376" name="Picture 5"/>
@@ -613,7 +613,7 @@
                     <pic:cNvPicPr/>
                   </pic:nvPicPr>
                   <pic:blipFill>
-                    <a:blip r:embed="rId7" cstate="print">
+                    <a:blip r:embed="rId8" cstate="print">
                       <a:extLst>
                         <a:ext uri="{28A0092B-C50C-407E-A947-70E740481C1C}">
                           <a14:useLocalDpi xmlns:a14="http://schemas.microsoft.com/office/drawing/2010/main" val="0"/>
@@ -809,7 +809,7 @@
                     <pic:cNvPicPr/>
                   </pic:nvPicPr>
                   <pic:blipFill>
-                    <a:blip r:embed="rId8" cstate="print">
+                    <a:blip r:embed="rId9" cstate="print">
                       <a:extLst>
                         <a:ext uri="{28A0092B-C50C-407E-A947-70E740481C1C}">
                           <a14:useLocalDpi xmlns:a14="http://schemas.microsoft.com/office/drawing/2010/main" val="0"/>
@@ -949,7 +949,7 @@
         </w:rPr>
         <w:lastRenderedPageBreak/>
         <w:drawing>
-          <wp:inline distT="0" distB="0" distL="0" distR="0" wp14:anchorId="5551266E" wp14:editId="5BEC23A4">
+          <wp:inline distT="0" distB="0" distL="0" distR="0" wp14:anchorId="5551266E" wp14:editId="151554A4">
             <wp:extent cx="5943600" cy="3153410"/>
             <wp:effectExtent l="0" t="0" r="0" b="8890"/>
             <wp:docPr id="105435277" name="Picture 8"/>
@@ -964,7 +964,7 @@
                     <pic:cNvPicPr/>
                   </pic:nvPicPr>
                   <pic:blipFill>
-                    <a:blip r:embed="rId9" cstate="print">
+                    <a:blip r:embed="rId10" cstate="print">
                       <a:extLst>
                         <a:ext uri="{28A0092B-C50C-407E-A947-70E740481C1C}">
                           <a14:useLocalDpi xmlns:a14="http://schemas.microsoft.com/office/drawing/2010/main" val="0"/>
@@ -996,7 +996,7 @@
           <w:lang w:val="nl-BE"/>
         </w:rPr>
         <w:drawing>
-          <wp:inline distT="0" distB="0" distL="0" distR="0" wp14:anchorId="2EF394E5" wp14:editId="1A0C10C5">
+          <wp:inline distT="0" distB="0" distL="0" distR="0" wp14:anchorId="2EF394E5" wp14:editId="1C3E176C">
             <wp:extent cx="5943600" cy="3120390"/>
             <wp:effectExtent l="0" t="0" r="0" b="3810"/>
             <wp:docPr id="1924476600" name="Picture 9"/>
@@ -1011,7 +1011,7 @@
                     <pic:cNvPicPr/>
                   </pic:nvPicPr>
                   <pic:blipFill>
-                    <a:blip r:embed="rId10" cstate="print">
+                    <a:blip r:embed="rId11" cstate="print">
                       <a:extLst>
                         <a:ext uri="{28A0092B-C50C-407E-A947-70E740481C1C}">
                           <a14:useLocalDpi xmlns:a14="http://schemas.microsoft.com/office/drawing/2010/main" val="0"/>
@@ -1044,7 +1044,7 @@
         </w:rPr>
         <w:lastRenderedPageBreak/>
         <w:drawing>
-          <wp:inline distT="0" distB="0" distL="0" distR="0" wp14:anchorId="5AC017BA" wp14:editId="35FBDAF7">
+          <wp:inline distT="0" distB="0" distL="0" distR="0" wp14:anchorId="5AC017BA" wp14:editId="425A460C">
             <wp:extent cx="5943600" cy="3142615"/>
             <wp:effectExtent l="0" t="0" r="0" b="635"/>
             <wp:docPr id="1450195376" name="Picture 10"/>
@@ -1059,7 +1059,7 @@
                     <pic:cNvPicPr/>
                   </pic:nvPicPr>
                   <pic:blipFill>
-                    <a:blip r:embed="rId11" cstate="print">
+                    <a:blip r:embed="rId12" cstate="print">
                       <a:extLst>
                         <a:ext uri="{28A0092B-C50C-407E-A947-70E740481C1C}">
                           <a14:useLocalDpi xmlns:a14="http://schemas.microsoft.com/office/drawing/2010/main" val="0"/>
@@ -1233,7 +1233,7 @@
           <w:lang w:val="nl-BE"/>
         </w:rPr>
         <w:drawing>
-          <wp:inline distT="0" distB="0" distL="0" distR="0" wp14:anchorId="24B122EE" wp14:editId="606AD176">
+          <wp:inline distT="0" distB="0" distL="0" distR="0" wp14:anchorId="24B122EE" wp14:editId="1DFE5D9E">
             <wp:extent cx="5943600" cy="3152775"/>
             <wp:effectExtent l="0" t="0" r="0" b="9525"/>
             <wp:docPr id="1467600177" name="Picture 11"/>
@@ -1248,7 +1248,7 @@
                     <pic:cNvPicPr/>
                   </pic:nvPicPr>
                   <pic:blipFill>
-                    <a:blip r:embed="rId12" cstate="print">
+                    <a:blip r:embed="rId13" cstate="print">
                       <a:extLst>
                         <a:ext uri="{28A0092B-C50C-407E-A947-70E740481C1C}">
                           <a14:useLocalDpi xmlns:a14="http://schemas.microsoft.com/office/drawing/2010/main" val="0"/>
@@ -1465,7 +1465,7 @@
           <w:lang w:val="nl-BE"/>
         </w:rPr>
         <w:drawing>
-          <wp:inline distT="0" distB="0" distL="0" distR="0" wp14:anchorId="4FAE4C2A" wp14:editId="5187C3AE">
+          <wp:inline distT="0" distB="0" distL="0" distR="0" wp14:anchorId="4FAE4C2A" wp14:editId="71607F3E">
             <wp:extent cx="5943600" cy="3131820"/>
             <wp:effectExtent l="0" t="0" r="0" b="0"/>
             <wp:docPr id="580718456" name="Picture 12"/>
@@ -1480,7 +1480,7 @@
                     <pic:cNvPicPr/>
                   </pic:nvPicPr>
                   <pic:blipFill>
-                    <a:blip r:embed="rId13" cstate="print">
+                    <a:blip r:embed="rId14" cstate="print">
                       <a:extLst>
                         <a:ext uri="{28A0092B-C50C-407E-A947-70E740481C1C}">
                           <a14:useLocalDpi xmlns:a14="http://schemas.microsoft.com/office/drawing/2010/main" val="0"/>
@@ -1571,7 +1571,7 @@
         </w:rPr>
         <w:lastRenderedPageBreak/>
         <w:drawing>
-          <wp:inline distT="0" distB="0" distL="0" distR="0" wp14:anchorId="78DA59B5" wp14:editId="09A6729E">
+          <wp:inline distT="0" distB="0" distL="0" distR="0" wp14:anchorId="78DA59B5" wp14:editId="5CE25194">
             <wp:extent cx="5943600" cy="3007360"/>
             <wp:effectExtent l="0" t="0" r="0" b="2540"/>
             <wp:docPr id="1614923620" name="Picture 13"/>
@@ -1586,7 +1586,7 @@
                     <pic:cNvPicPr/>
                   </pic:nvPicPr>
                   <pic:blipFill>
-                    <a:blip r:embed="rId14" cstate="print">
+                    <a:blip r:embed="rId15" cstate="print">
                       <a:extLst>
                         <a:ext uri="{28A0092B-C50C-407E-A947-70E740481C1C}">
                           <a14:useLocalDpi xmlns:a14="http://schemas.microsoft.com/office/drawing/2010/main" val="0"/>
@@ -1831,7 +1831,7 @@
         </w:rPr>
         <w:lastRenderedPageBreak/>
         <w:drawing>
-          <wp:inline distT="0" distB="0" distL="0" distR="0" wp14:anchorId="1233AC08" wp14:editId="6CB57DC2">
+          <wp:inline distT="0" distB="0" distL="0" distR="0" wp14:anchorId="1233AC08" wp14:editId="47E5FB31">
             <wp:extent cx="5943600" cy="3192780"/>
             <wp:effectExtent l="0" t="0" r="0" b="7620"/>
             <wp:docPr id="1591203044" name="Picture 14"/>
@@ -1846,7 +1846,7 @@
                     <pic:cNvPicPr/>
                   </pic:nvPicPr>
                   <pic:blipFill>
-                    <a:blip r:embed="rId15" cstate="print">
+                    <a:blip r:embed="rId16" cstate="print">
                       <a:extLst>
                         <a:ext uri="{28A0092B-C50C-407E-A947-70E740481C1C}">
                           <a14:useLocalDpi xmlns:a14="http://schemas.microsoft.com/office/drawing/2010/main" val="0"/>
@@ -2020,7 +2020,7 @@
           <w:lang w:val="nl-BE"/>
         </w:rPr>
         <w:drawing>
-          <wp:inline distT="0" distB="0" distL="0" distR="0" wp14:anchorId="195BF5EF" wp14:editId="2C5C51A9">
+          <wp:inline distT="0" distB="0" distL="0" distR="0" wp14:anchorId="195BF5EF" wp14:editId="389F0740">
             <wp:extent cx="5943600" cy="2947035"/>
             <wp:effectExtent l="0" t="0" r="0" b="5715"/>
             <wp:docPr id="1404369209" name="Picture 15"/>
@@ -2035,7 +2035,7 @@
                     <pic:cNvPicPr/>
                   </pic:nvPicPr>
                   <pic:blipFill>
-                    <a:blip r:embed="rId16" cstate="print">
+                    <a:blip r:embed="rId17" cstate="print">
                       <a:extLst>
                         <a:ext uri="{28A0092B-C50C-407E-A947-70E740481C1C}">
                           <a14:useLocalDpi xmlns:a14="http://schemas.microsoft.com/office/drawing/2010/main" val="0"/>
@@ -2190,6 +2190,231 @@
           <w:lang w:val="nl-BE"/>
         </w:rPr>
       </w:pPr>
+      <w:r>
+        <w:rPr>
+          <w:lang w:val="nl-BE"/>
+        </w:rPr>
+        <w:drawing>
+          <wp:inline distT="0" distB="0" distL="0" distR="0" wp14:anchorId="2CD35250" wp14:editId="6063A35B">
+            <wp:extent cx="5943600" cy="6073140"/>
+            <wp:effectExtent l="0" t="0" r="0" b="3810"/>
+            <wp:docPr id="935211550" name="Picture 2"/>
+            <wp:cNvGraphicFramePr>
+              <a:graphicFrameLocks xmlns:a="http://schemas.openxmlformats.org/drawingml/2006/main" noChangeAspect="1"/>
+            </wp:cNvGraphicFramePr>
+            <a:graphic xmlns:a="http://schemas.openxmlformats.org/drawingml/2006/main">
+              <a:graphicData uri="http://schemas.openxmlformats.org/drawingml/2006/picture">
+                <pic:pic xmlns:pic="http://schemas.openxmlformats.org/drawingml/2006/picture">
+                  <pic:nvPicPr>
+                    <pic:cNvPr id="0" name="Picture 1"/>
+                    <pic:cNvPicPr>
+                      <a:picLocks noChangeAspect="1" noChangeArrowheads="1"/>
+                    </pic:cNvPicPr>
+                  </pic:nvPicPr>
+                  <pic:blipFill>
+                    <a:blip r:embed="rId18">
+                      <a:extLst>
+                        <a:ext uri="{28A0092B-C50C-407E-A947-70E740481C1C}">
+                          <a14:useLocalDpi xmlns:a14="http://schemas.microsoft.com/office/drawing/2010/main" val="0"/>
+                        </a:ext>
+                      </a:extLst>
+                    </a:blip>
+                    <a:srcRect/>
+                    <a:stretch>
+                      <a:fillRect/>
+                    </a:stretch>
+                  </pic:blipFill>
+                  <pic:spPr bwMode="auto">
+                    <a:xfrm>
+                      <a:off x="0" y="0"/>
+                      <a:ext cx="5943600" cy="6073140"/>
+                    </a:xfrm>
+                    <a:prstGeom prst="rect">
+                      <a:avLst/>
+                    </a:prstGeom>
+                    <a:noFill/>
+                    <a:ln>
+                      <a:noFill/>
+                    </a:ln>
+                  </pic:spPr>
+                </pic:pic>
+              </a:graphicData>
+            </a:graphic>
+          </wp:inline>
+        </w:drawing>
+      </w:r>
+    </w:p>
+    <w:p>
+      <w:pPr>
+        <w:jc w:val="both"/>
+      </w:pPr>
+      <w:r>
+        <w:lastRenderedPageBreak/>
+        <w:t>We configured a Google Cloud NAT gateway to provide outbound internet access for private VM instances (dc2-spark, dc3-spark, dc4-spark) that only use internal IP addresses inside the VPC network.</w:t>
+      </w:r>
+    </w:p>
+    <w:p>
+      <w:pPr>
+        <w:jc w:val="both"/>
+      </w:pPr>
+      <w:r>
+        <w:t>Without Cloud NAT, these internal VMs could communicate only inside the private network and were unable to download packages, install Spark dependencies, or access external repositories such as archive.apache.org.</w:t>
+      </w:r>
+    </w:p>
+    <w:p>
+      <w:pPr>
+        <w:jc w:val="both"/>
+      </w:pPr>
+      <w:r>
+        <w:t>Configuration details:</w:t>
+      </w:r>
+    </w:p>
+    <w:p>
+      <w:pPr>
+        <w:numPr>
+          <w:ilvl w:val="0"/>
+          <w:numId w:val="1"/>
+        </w:numPr>
+        <w:jc w:val="both"/>
+      </w:pPr>
+      <w:r>
+        <w:t xml:space="preserve">NAT Gateway Name: </w:t>
+      </w:r>
+      <w:proofErr w:type="spellStart"/>
+      <w:r>
+        <w:t>eurovision-nat</w:t>
+      </w:r>
+      <w:proofErr w:type="spellEnd"/>
+      <w:r>
+        <w:t xml:space="preserve"> </w:t>
+      </w:r>
+    </w:p>
+    <w:p>
+      <w:pPr>
+        <w:numPr>
+          <w:ilvl w:val="0"/>
+          <w:numId w:val="1"/>
+        </w:numPr>
+        <w:jc w:val="both"/>
+      </w:pPr>
+      <w:r>
+        <w:t xml:space="preserve">Network: default </w:t>
+      </w:r>
+    </w:p>
+    <w:p>
+      <w:pPr>
+        <w:numPr>
+          <w:ilvl w:val="0"/>
+          <w:numId w:val="1"/>
+        </w:numPr>
+        <w:jc w:val="both"/>
+      </w:pPr>
+      <w:r>
+        <w:t xml:space="preserve">Region: europe-west1 </w:t>
+      </w:r>
+    </w:p>
+    <w:p>
+      <w:pPr>
+        <w:numPr>
+          <w:ilvl w:val="0"/>
+          <w:numId w:val="1"/>
+        </w:numPr>
+        <w:jc w:val="both"/>
+      </w:pPr>
+      <w:r>
+        <w:t xml:space="preserve">Cloud Router: </w:t>
+      </w:r>
+      <w:proofErr w:type="spellStart"/>
+      <w:r>
+        <w:t>eurovision</w:t>
+      </w:r>
+      <w:proofErr w:type="spellEnd"/>
+      <w:r>
+        <w:t xml:space="preserve">-router </w:t>
+      </w:r>
+    </w:p>
+    <w:p>
+      <w:pPr>
+        <w:numPr>
+          <w:ilvl w:val="0"/>
+          <w:numId w:val="1"/>
+        </w:numPr>
+        <w:jc w:val="both"/>
+      </w:pPr>
+      <w:r>
+        <w:t xml:space="preserve">NAT Type: Public </w:t>
+      </w:r>
+    </w:p>
+    <w:p>
+      <w:pPr>
+        <w:jc w:val="both"/>
+      </w:pPr>
+      <w:r>
+        <w:t>This approach was chosen because:</w:t>
+      </w:r>
+    </w:p>
+    <w:p>
+      <w:pPr>
+        <w:numPr>
+          <w:ilvl w:val="0"/>
+          <w:numId w:val="2"/>
+        </w:numPr>
+        <w:jc w:val="both"/>
+      </w:pPr>
+      <w:r>
+        <w:t xml:space="preserve">Only dc1-spark uses an external IP for administration access. </w:t>
+      </w:r>
+    </w:p>
+    <w:p>
+      <w:pPr>
+        <w:numPr>
+          <w:ilvl w:val="0"/>
+          <w:numId w:val="2"/>
+        </w:numPr>
+        <w:jc w:val="both"/>
+      </w:pPr>
+      <w:r>
+        <w:t xml:space="preserve">dc2, dc3, and dc4 remain private and more secure by using only internal IP addresses. </w:t>
+      </w:r>
+    </w:p>
+    <w:p>
+      <w:pPr>
+        <w:numPr>
+          <w:ilvl w:val="0"/>
+          <w:numId w:val="2"/>
+        </w:numPr>
+        <w:jc w:val="both"/>
+      </w:pPr>
+      <w:r>
+        <w:t xml:space="preserve">Cloud NAT allows secure outbound internet connectivity without exposing the VMs directly to inbound internet traffic. </w:t>
+      </w:r>
+    </w:p>
+    <w:p>
+      <w:pPr>
+        <w:numPr>
+          <w:ilvl w:val="0"/>
+          <w:numId w:val="2"/>
+        </w:numPr>
+        <w:jc w:val="both"/>
+      </w:pPr>
+      <w:r>
+        <w:t>All Spark nodes can now install software and dependencies while remaining inside the internal Google Cloud network architecture.</w:t>
+      </w:r>
+    </w:p>
+    <w:p>
+      <w:pPr>
+        <w:jc w:val="both"/>
+      </w:pPr>
+    </w:p>
+    <w:p>
+      <w:pPr>
+        <w:jc w:val="both"/>
+      </w:pPr>
+    </w:p>
+    <w:p>
+      <w:pPr>
+        <w:jc w:val="both"/>
+      </w:pPr>
     </w:p>
     <w:sectPr>
       <w:pgSz w:w="12240" w:h="15840"/>
@@ -2199,6 +2424,333 @@
     </w:sectPr>
   </w:body>
 </w:document>
+</file>
+
+<file path=word/numbering.xml><?xml version="1.0" encoding="utf-8"?>
+<w:numbering xmlns:wpc="http://schemas.microsoft.com/office/word/2010/wordprocessingCanvas" xmlns:cx="http://schemas.microsoft.com/office/drawing/2014/chartex" xmlns:cx1="http://schemas.microsoft.com/office/drawing/2015/9/8/chartex" xmlns:cx2="http://schemas.microsoft.com/office/drawing/2015/10/21/chartex" xmlns:cx3="http://schemas.microsoft.com/office/drawing/2016/5/9/chartex" xmlns:cx4="http://schemas.microsoft.com/office/drawing/2016/5/10/chartex" xmlns:cx5="http://schemas.microsoft.com/office/drawing/2016/5/11/chartex" xmlns:cx6="http://schemas.microsoft.com/office/drawing/2016/5/12/chartex" xmlns:cx7="http://schemas.microsoft.com/office/drawing/2016/5/13/chartex" xmlns:cx8="http://schemas.microsoft.com/office/drawing/2016/5/14/chartex" xmlns:mc="http://schemas.openxmlformats.org/markup-compatibility/2006" xmlns:aink="http://schemas.microsoft.com/office/drawing/2016/ink" xmlns:am3d="http://schemas.microsoft.com/office/drawing/2017/model3d" xmlns:o="urn:schemas-microsoft-com:office:office" xmlns:oel="http://schemas.microsoft.com/office/2019/extlst" xmlns:r="http://schemas.openxmlformats.org/officeDocument/2006/relationships" xmlns:m="http://schemas.openxmlformats.org/officeDocument/2006/math" xmlns:v="urn:schemas-microsoft-com:vml" xmlns:wp14="http://schemas.microsoft.com/office/word/2010/wordprocessingDrawing" xmlns:wp="http://schemas.openxmlformats.org/drawingml/2006/wordprocessingDrawing" xmlns:w10="urn:schemas-microsoft-com:office:word" xmlns:w="http://schemas.openxmlformats.org/wordprocessingml/2006/main" xmlns:w14="http://schemas.microsoft.com/office/word/2010/wordml" xmlns:w15="http://schemas.microsoft.com/office/word/2012/wordml" xmlns:w16cex="http://schemas.microsoft.com/office/word/2018/wordml/cex" xmlns:w16cid="http://schemas.microsoft.com/office/word/2016/wordml/cid" xmlns:w16="http://schemas.microsoft.com/office/word/2018/wordml" xmlns:w16du="http://schemas.microsoft.com/office/word/2023/wordml/word16du" xmlns:w16sdtdh="http://schemas.microsoft.com/office/word/2020/wordml/sdtdatahash" xmlns:w16sdtfl="http://schemas.microsoft.com/office/word/2024/wordml/sdtformatlock" xmlns:w16se="http://schemas.microsoft.com/office/word/2015/wordml/symex" xmlns:wpg="http://schemas.microsoft.com/office/word/2010/wordprocessingGroup" xmlns:wpi="http://schemas.microsoft.com/office/word/2010/wordprocessingInk" xmlns:wne="http://schemas.microsoft.com/office/word/2006/wordml" xmlns:wps="http://schemas.microsoft.com/office/word/2010/wordprocessingShape" mc:Ignorable="w14 w15 w16se w16cid w16 w16cex w16sdtdh w16sdtfl w16du wp14">
+  <w:abstractNum w:abstractNumId="0" w15:restartNumberingAfterBreak="0">
+    <w:nsid w:val="158957C9"/>
+    <w:multiLevelType w:val="multilevel"/>
+    <w:tmpl w:val="2294F4D2"/>
+    <w:lvl w:ilvl="0">
+      <w:start w:val="1"/>
+      <w:numFmt w:val="bullet"/>
+      <w:lvlText w:val=""/>
+      <w:lvlJc w:val="left"/>
+      <w:pPr>
+        <w:tabs>
+          <w:tab w:val="num" w:pos="720"/>
+        </w:tabs>
+        <w:ind w:left="720" w:hanging="360"/>
+      </w:pPr>
+      <w:rPr>
+        <w:rFonts w:ascii="Symbol" w:hAnsi="Symbol" w:hint="default"/>
+        <w:sz w:val="20"/>
+      </w:rPr>
+    </w:lvl>
+    <w:lvl w:ilvl="1">
+      <w:start w:val="1"/>
+      <w:numFmt w:val="bullet"/>
+      <w:lvlText w:val="o"/>
+      <w:lvlJc w:val="left"/>
+      <w:pPr>
+        <w:tabs>
+          <w:tab w:val="num" w:pos="1440"/>
+        </w:tabs>
+        <w:ind w:left="1440" w:hanging="360"/>
+      </w:pPr>
+      <w:rPr>
+        <w:rFonts w:ascii="Courier New" w:hAnsi="Courier New" w:cs="Times New Roman" w:hint="default"/>
+        <w:sz w:val="20"/>
+      </w:rPr>
+    </w:lvl>
+    <w:lvl w:ilvl="2">
+      <w:start w:val="1"/>
+      <w:numFmt w:val="bullet"/>
+      <w:lvlText w:val=""/>
+      <w:lvlJc w:val="left"/>
+      <w:pPr>
+        <w:tabs>
+          <w:tab w:val="num" w:pos="2160"/>
+        </w:tabs>
+        <w:ind w:left="2160" w:hanging="360"/>
+      </w:pPr>
+      <w:rPr>
+        <w:rFonts w:ascii="Wingdings" w:hAnsi="Wingdings" w:hint="default"/>
+        <w:sz w:val="20"/>
+      </w:rPr>
+    </w:lvl>
+    <w:lvl w:ilvl="3">
+      <w:start w:val="1"/>
+      <w:numFmt w:val="bullet"/>
+      <w:lvlText w:val=""/>
+      <w:lvlJc w:val="left"/>
+      <w:pPr>
+        <w:tabs>
+          <w:tab w:val="num" w:pos="2880"/>
+        </w:tabs>
+        <w:ind w:left="2880" w:hanging="360"/>
+      </w:pPr>
+      <w:rPr>
+        <w:rFonts w:ascii="Wingdings" w:hAnsi="Wingdings" w:hint="default"/>
+        <w:sz w:val="20"/>
+      </w:rPr>
+    </w:lvl>
+    <w:lvl w:ilvl="4">
+      <w:start w:val="1"/>
+      <w:numFmt w:val="bullet"/>
+      <w:lvlText w:val=""/>
+      <w:lvlJc w:val="left"/>
+      <w:pPr>
+        <w:tabs>
+          <w:tab w:val="num" w:pos="3600"/>
+        </w:tabs>
+        <w:ind w:left="3600" w:hanging="360"/>
+      </w:pPr>
+      <w:rPr>
+        <w:rFonts w:ascii="Wingdings" w:hAnsi="Wingdings" w:hint="default"/>
+        <w:sz w:val="20"/>
+      </w:rPr>
+    </w:lvl>
+    <w:lvl w:ilvl="5">
+      <w:start w:val="1"/>
+      <w:numFmt w:val="bullet"/>
+      <w:lvlText w:val=""/>
+      <w:lvlJc w:val="left"/>
+      <w:pPr>
+        <w:tabs>
+          <w:tab w:val="num" w:pos="4320"/>
+        </w:tabs>
+        <w:ind w:left="4320" w:hanging="360"/>
+      </w:pPr>
+      <w:rPr>
+        <w:rFonts w:ascii="Wingdings" w:hAnsi="Wingdings" w:hint="default"/>
+        <w:sz w:val="20"/>
+      </w:rPr>
+    </w:lvl>
+    <w:lvl w:ilvl="6">
+      <w:start w:val="1"/>
+      <w:numFmt w:val="bullet"/>
+      <w:lvlText w:val=""/>
+      <w:lvlJc w:val="left"/>
+      <w:pPr>
+        <w:tabs>
+          <w:tab w:val="num" w:pos="5040"/>
+        </w:tabs>
+        <w:ind w:left="5040" w:hanging="360"/>
+      </w:pPr>
+      <w:rPr>
+        <w:rFonts w:ascii="Wingdings" w:hAnsi="Wingdings" w:hint="default"/>
+        <w:sz w:val="20"/>
+      </w:rPr>
+    </w:lvl>
+    <w:lvl w:ilvl="7">
+      <w:start w:val="1"/>
+      <w:numFmt w:val="bullet"/>
+      <w:lvlText w:val=""/>
+      <w:lvlJc w:val="left"/>
+      <w:pPr>
+        <w:tabs>
+          <w:tab w:val="num" w:pos="5760"/>
+        </w:tabs>
+        <w:ind w:left="5760" w:hanging="360"/>
+      </w:pPr>
+      <w:rPr>
+        <w:rFonts w:ascii="Wingdings" w:hAnsi="Wingdings" w:hint="default"/>
+        <w:sz w:val="20"/>
+      </w:rPr>
+    </w:lvl>
+    <w:lvl w:ilvl="8">
+      <w:start w:val="1"/>
+      <w:numFmt w:val="bullet"/>
+      <w:lvlText w:val=""/>
+      <w:lvlJc w:val="left"/>
+      <w:pPr>
+        <w:tabs>
+          <w:tab w:val="num" w:pos="6480"/>
+        </w:tabs>
+        <w:ind w:left="6480" w:hanging="360"/>
+      </w:pPr>
+      <w:rPr>
+        <w:rFonts w:ascii="Wingdings" w:hAnsi="Wingdings" w:hint="default"/>
+        <w:sz w:val="20"/>
+      </w:rPr>
+    </w:lvl>
+  </w:abstractNum>
+  <w:abstractNum w:abstractNumId="1" w15:restartNumberingAfterBreak="0">
+    <w:nsid w:val="4C047C3A"/>
+    <w:multiLevelType w:val="multilevel"/>
+    <w:tmpl w:val="1A8025C4"/>
+    <w:lvl w:ilvl="0">
+      <w:start w:val="1"/>
+      <w:numFmt w:val="bullet"/>
+      <w:lvlText w:val=""/>
+      <w:lvlJc w:val="left"/>
+      <w:pPr>
+        <w:tabs>
+          <w:tab w:val="num" w:pos="720"/>
+        </w:tabs>
+        <w:ind w:left="720" w:hanging="360"/>
+      </w:pPr>
+      <w:rPr>
+        <w:rFonts w:ascii="Symbol" w:hAnsi="Symbol" w:hint="default"/>
+        <w:sz w:val="20"/>
+      </w:rPr>
+    </w:lvl>
+    <w:lvl w:ilvl="1">
+      <w:start w:val="1"/>
+      <w:numFmt w:val="bullet"/>
+      <w:lvlText w:val="o"/>
+      <w:lvlJc w:val="left"/>
+      <w:pPr>
+        <w:tabs>
+          <w:tab w:val="num" w:pos="1440"/>
+        </w:tabs>
+        <w:ind w:left="1440" w:hanging="360"/>
+      </w:pPr>
+      <w:rPr>
+        <w:rFonts w:ascii="Courier New" w:hAnsi="Courier New" w:cs="Times New Roman" w:hint="default"/>
+        <w:sz w:val="20"/>
+      </w:rPr>
+    </w:lvl>
+    <w:lvl w:ilvl="2">
+      <w:start w:val="1"/>
+      <w:numFmt w:val="bullet"/>
+      <w:lvlText w:val=""/>
+      <w:lvlJc w:val="left"/>
+      <w:pPr>
+        <w:tabs>
+          <w:tab w:val="num" w:pos="2160"/>
+        </w:tabs>
+        <w:ind w:left="2160" w:hanging="360"/>
+      </w:pPr>
+      <w:rPr>
+        <w:rFonts w:ascii="Wingdings" w:hAnsi="Wingdings" w:hint="default"/>
+        <w:sz w:val="20"/>
+      </w:rPr>
+    </w:lvl>
+    <w:lvl w:ilvl="3">
+      <w:start w:val="1"/>
+      <w:numFmt w:val="bullet"/>
+      <w:lvlText w:val=""/>
+      <w:lvlJc w:val="left"/>
+      <w:pPr>
+        <w:tabs>
+          <w:tab w:val="num" w:pos="2880"/>
+        </w:tabs>
+        <w:ind w:left="2880" w:hanging="360"/>
+      </w:pPr>
+      <w:rPr>
+        <w:rFonts w:ascii="Wingdings" w:hAnsi="Wingdings" w:hint="default"/>
+        <w:sz w:val="20"/>
+      </w:rPr>
+    </w:lvl>
+    <w:lvl w:ilvl="4">
+      <w:start w:val="1"/>
+      <w:numFmt w:val="bullet"/>
+      <w:lvlText w:val=""/>
+      <w:lvlJc w:val="left"/>
+      <w:pPr>
+        <w:tabs>
+          <w:tab w:val="num" w:pos="3600"/>
+        </w:tabs>
+        <w:ind w:left="3600" w:hanging="360"/>
+      </w:pPr>
+      <w:rPr>
+        <w:rFonts w:ascii="Wingdings" w:hAnsi="Wingdings" w:hint="default"/>
+        <w:sz w:val="20"/>
+      </w:rPr>
+    </w:lvl>
+    <w:lvl w:ilvl="5">
+      <w:start w:val="1"/>
+      <w:numFmt w:val="bullet"/>
+      <w:lvlText w:val=""/>
+      <w:lvlJc w:val="left"/>
+      <w:pPr>
+        <w:tabs>
+          <w:tab w:val="num" w:pos="4320"/>
+        </w:tabs>
+        <w:ind w:left="4320" w:hanging="360"/>
+      </w:pPr>
+      <w:rPr>
+        <w:rFonts w:ascii="Wingdings" w:hAnsi="Wingdings" w:hint="default"/>
+        <w:sz w:val="20"/>
+      </w:rPr>
+    </w:lvl>
+    <w:lvl w:ilvl="6">
+      <w:start w:val="1"/>
+      <w:numFmt w:val="bullet"/>
+      <w:lvlText w:val=""/>
+      <w:lvlJc w:val="left"/>
+      <w:pPr>
+        <w:tabs>
+          <w:tab w:val="num" w:pos="5040"/>
+        </w:tabs>
+        <w:ind w:left="5040" w:hanging="360"/>
+      </w:pPr>
+      <w:rPr>
+        <w:rFonts w:ascii="Wingdings" w:hAnsi="Wingdings" w:hint="default"/>
+        <w:sz w:val="20"/>
+      </w:rPr>
+    </w:lvl>
+    <w:lvl w:ilvl="7">
+      <w:start w:val="1"/>
+      <w:numFmt w:val="bullet"/>
+      <w:lvlText w:val=""/>
+      <w:lvlJc w:val="left"/>
+      <w:pPr>
+        <w:tabs>
+          <w:tab w:val="num" w:pos="5760"/>
+        </w:tabs>
+        <w:ind w:left="5760" w:hanging="360"/>
+      </w:pPr>
+      <w:rPr>
+        <w:rFonts w:ascii="Wingdings" w:hAnsi="Wingdings" w:hint="default"/>
+        <w:sz w:val="20"/>
+      </w:rPr>
+    </w:lvl>
+    <w:lvl w:ilvl="8">
+      <w:start w:val="1"/>
+      <w:numFmt w:val="bullet"/>
+      <w:lvlText w:val=""/>
+      <w:lvlJc w:val="left"/>
+      <w:pPr>
+        <w:tabs>
+          <w:tab w:val="num" w:pos="6480"/>
+        </w:tabs>
+        <w:ind w:left="6480" w:hanging="360"/>
+      </w:pPr>
+      <w:rPr>
+        <w:rFonts w:ascii="Wingdings" w:hAnsi="Wingdings" w:hint="default"/>
+        <w:sz w:val="20"/>
+      </w:rPr>
+    </w:lvl>
+  </w:abstractNum>
+  <w:num w:numId="1" w16cid:durableId="841505020">
+    <w:abstractNumId w:val="0"/>
+    <w:lvlOverride w:ilvl="0"/>
+    <w:lvlOverride w:ilvl="1"/>
+    <w:lvlOverride w:ilvl="2"/>
+    <w:lvlOverride w:ilvl="3"/>
+    <w:lvlOverride w:ilvl="4"/>
+    <w:lvlOverride w:ilvl="5"/>
+    <w:lvlOverride w:ilvl="6"/>
+    <w:lvlOverride w:ilvl="7"/>
+    <w:lvlOverride w:ilvl="8"/>
+  </w:num>
+  <w:num w:numId="2" w16cid:durableId="93407951">
+    <w:abstractNumId w:val="1"/>
+    <w:lvlOverride w:ilvl="0"/>
+    <w:lvlOverride w:ilvl="1"/>
+    <w:lvlOverride w:ilvl="2"/>
+    <w:lvlOverride w:ilvl="3"/>
+    <w:lvlOverride w:ilvl="4"/>
+    <w:lvlOverride w:ilvl="5"/>
+    <w:lvlOverride w:ilvl="6"/>
+    <w:lvlOverride w:ilvl="7"/>
+    <w:lvlOverride w:ilvl="8"/>
+  </w:num>
+</w:numbering>
 </file>
 
 <file path=word/styles.xml><?xml version="1.0" encoding="utf-8"?>

--- a/SPARK - Realtime Load Testing and Performance Validation Google Cloud Compute Engine.docx
+++ b/SPARK - Realtime Load Testing and Performance Validation Google Cloud Compute Engine.docx
@@ -196,7 +196,7 @@
           <w:noProof/>
         </w:rPr>
         <w:drawing>
-          <wp:inline distT="0" distB="0" distL="0" distR="0" wp14:anchorId="50A9EB80" wp14:editId="2E077E47">
+          <wp:inline distT="0" distB="0" distL="0" distR="0" wp14:anchorId="50A9EB80" wp14:editId="2D1B3C0F">
             <wp:extent cx="5943600" cy="3145790"/>
             <wp:effectExtent l="0" t="0" r="0" b="0"/>
             <wp:docPr id="193498281" name="Picture 3"/>
@@ -388,7 +388,7 @@
           <w:noProof/>
         </w:rPr>
         <w:drawing>
-          <wp:inline distT="0" distB="0" distL="0" distR="0" wp14:anchorId="099DBF8A" wp14:editId="7B05F150">
+          <wp:inline distT="0" distB="0" distL="0" distR="0" wp14:anchorId="099DBF8A" wp14:editId="4F7DEDDE">
             <wp:extent cx="5943600" cy="2917190"/>
             <wp:effectExtent l="0" t="0" r="0" b="0"/>
             <wp:docPr id="2025867175" name="Picture 1"/>
@@ -598,7 +598,7 @@
         </w:rPr>
         <w:lastRenderedPageBreak/>
         <w:drawing>
-          <wp:inline distT="0" distB="0" distL="0" distR="0" wp14:anchorId="752B0AAA" wp14:editId="6E5CD936">
+          <wp:inline distT="0" distB="0" distL="0" distR="0" wp14:anchorId="752B0AAA" wp14:editId="07833466">
             <wp:extent cx="5943600" cy="3127375"/>
             <wp:effectExtent l="0" t="0" r="0" b="0"/>
             <wp:docPr id="209104376" name="Picture 5"/>
@@ -949,7 +949,7 @@
         </w:rPr>
         <w:lastRenderedPageBreak/>
         <w:drawing>
-          <wp:inline distT="0" distB="0" distL="0" distR="0" wp14:anchorId="5551266E" wp14:editId="151554A4">
+          <wp:inline distT="0" distB="0" distL="0" distR="0" wp14:anchorId="5551266E" wp14:editId="06445BD2">
             <wp:extent cx="5943600" cy="3153410"/>
             <wp:effectExtent l="0" t="0" r="0" b="8890"/>
             <wp:docPr id="105435277" name="Picture 8"/>
@@ -996,7 +996,7 @@
           <w:lang w:val="nl-BE"/>
         </w:rPr>
         <w:drawing>
-          <wp:inline distT="0" distB="0" distL="0" distR="0" wp14:anchorId="2EF394E5" wp14:editId="1C3E176C">
+          <wp:inline distT="0" distB="0" distL="0" distR="0" wp14:anchorId="2EF394E5" wp14:editId="1DFCCCAA">
             <wp:extent cx="5943600" cy="3120390"/>
             <wp:effectExtent l="0" t="0" r="0" b="3810"/>
             <wp:docPr id="1924476600" name="Picture 9"/>
@@ -1044,7 +1044,7 @@
         </w:rPr>
         <w:lastRenderedPageBreak/>
         <w:drawing>
-          <wp:inline distT="0" distB="0" distL="0" distR="0" wp14:anchorId="5AC017BA" wp14:editId="425A460C">
+          <wp:inline distT="0" distB="0" distL="0" distR="0" wp14:anchorId="5AC017BA" wp14:editId="7E51AA3C">
             <wp:extent cx="5943600" cy="3142615"/>
             <wp:effectExtent l="0" t="0" r="0" b="635"/>
             <wp:docPr id="1450195376" name="Picture 10"/>
@@ -1233,7 +1233,7 @@
           <w:lang w:val="nl-BE"/>
         </w:rPr>
         <w:drawing>
-          <wp:inline distT="0" distB="0" distL="0" distR="0" wp14:anchorId="24B122EE" wp14:editId="1DFE5D9E">
+          <wp:inline distT="0" distB="0" distL="0" distR="0" wp14:anchorId="24B122EE" wp14:editId="53F52322">
             <wp:extent cx="5943600" cy="3152775"/>
             <wp:effectExtent l="0" t="0" r="0" b="9525"/>
             <wp:docPr id="1467600177" name="Picture 11"/>
@@ -1465,7 +1465,7 @@
           <w:lang w:val="nl-BE"/>
         </w:rPr>
         <w:drawing>
-          <wp:inline distT="0" distB="0" distL="0" distR="0" wp14:anchorId="4FAE4C2A" wp14:editId="71607F3E">
+          <wp:inline distT="0" distB="0" distL="0" distR="0" wp14:anchorId="4FAE4C2A" wp14:editId="7B7BB5AA">
             <wp:extent cx="5943600" cy="3131820"/>
             <wp:effectExtent l="0" t="0" r="0" b="0"/>
             <wp:docPr id="580718456" name="Picture 12"/>
@@ -1571,7 +1571,7 @@
         </w:rPr>
         <w:lastRenderedPageBreak/>
         <w:drawing>
-          <wp:inline distT="0" distB="0" distL="0" distR="0" wp14:anchorId="78DA59B5" wp14:editId="5CE25194">
+          <wp:inline distT="0" distB="0" distL="0" distR="0" wp14:anchorId="78DA59B5" wp14:editId="39F4B2CA">
             <wp:extent cx="5943600" cy="3007360"/>
             <wp:effectExtent l="0" t="0" r="0" b="2540"/>
             <wp:docPr id="1614923620" name="Picture 13"/>
@@ -1831,7 +1831,7 @@
         </w:rPr>
         <w:lastRenderedPageBreak/>
         <w:drawing>
-          <wp:inline distT="0" distB="0" distL="0" distR="0" wp14:anchorId="1233AC08" wp14:editId="47E5FB31">
+          <wp:inline distT="0" distB="0" distL="0" distR="0" wp14:anchorId="1233AC08" wp14:editId="4FD859AA">
             <wp:extent cx="5943600" cy="3192780"/>
             <wp:effectExtent l="0" t="0" r="0" b="7620"/>
             <wp:docPr id="1591203044" name="Picture 14"/>
@@ -2020,7 +2020,7 @@
           <w:lang w:val="nl-BE"/>
         </w:rPr>
         <w:drawing>
-          <wp:inline distT="0" distB="0" distL="0" distR="0" wp14:anchorId="195BF5EF" wp14:editId="389F0740">
+          <wp:inline distT="0" distB="0" distL="0" distR="0" wp14:anchorId="195BF5EF" wp14:editId="79871FB5">
             <wp:extent cx="5943600" cy="2947035"/>
             <wp:effectExtent l="0" t="0" r="0" b="5715"/>
             <wp:docPr id="1404369209" name="Picture 15"/>
@@ -2192,6 +2192,7 @@
       </w:pPr>
       <w:r>
         <w:rPr>
+          <w:noProof/>
           <w:lang w:val="nl-BE"/>
         </w:rPr>
         <w:drawing>
@@ -2271,10 +2272,7 @@
     </w:p>
     <w:p>
       <w:pPr>
-        <w:numPr>
-          <w:ilvl w:val="0"/>
-          <w:numId w:val="1"/>
-        </w:numPr>
+        <w:ind w:left="720"/>
         <w:jc w:val="both"/>
       </w:pPr>
       <w:r>
@@ -2291,10 +2289,7 @@
     </w:p>
     <w:p>
       <w:pPr>
-        <w:numPr>
-          <w:ilvl w:val="0"/>
-          <w:numId w:val="1"/>
-        </w:numPr>
+        <w:ind w:left="720"/>
         <w:jc w:val="both"/>
       </w:pPr>
       <w:r>
@@ -2303,10 +2298,7 @@
     </w:p>
     <w:p>
       <w:pPr>
-        <w:numPr>
-          <w:ilvl w:val="0"/>
-          <w:numId w:val="1"/>
-        </w:numPr>
+        <w:ind w:left="720"/>
         <w:jc w:val="both"/>
       </w:pPr>
       <w:r>
@@ -2315,10 +2307,7 @@
     </w:p>
     <w:p>
       <w:pPr>
-        <w:numPr>
-          <w:ilvl w:val="0"/>
-          <w:numId w:val="1"/>
-        </w:numPr>
+        <w:ind w:left="720"/>
         <w:jc w:val="both"/>
       </w:pPr>
       <w:r>
@@ -2335,10 +2324,7 @@
     </w:p>
     <w:p>
       <w:pPr>
-        <w:numPr>
-          <w:ilvl w:val="0"/>
-          <w:numId w:val="1"/>
-        </w:numPr>
+        <w:ind w:left="720"/>
         <w:jc w:val="both"/>
       </w:pPr>
       <w:r>
@@ -2355,10 +2341,7 @@
     </w:p>
     <w:p>
       <w:pPr>
-        <w:numPr>
-          <w:ilvl w:val="0"/>
-          <w:numId w:val="2"/>
-        </w:numPr>
+        <w:ind w:left="720"/>
         <w:jc w:val="both"/>
       </w:pPr>
       <w:r>
@@ -2367,10 +2350,7 @@
     </w:p>
     <w:p>
       <w:pPr>
-        <w:numPr>
-          <w:ilvl w:val="0"/>
-          <w:numId w:val="2"/>
-        </w:numPr>
+        <w:ind w:left="720"/>
         <w:jc w:val="both"/>
       </w:pPr>
       <w:r>
@@ -2379,10 +2359,7 @@
     </w:p>
     <w:p>
       <w:pPr>
-        <w:numPr>
-          <w:ilvl w:val="0"/>
-          <w:numId w:val="2"/>
-        </w:numPr>
+        <w:ind w:left="720"/>
         <w:jc w:val="both"/>
       </w:pPr>
       <w:r>
@@ -2391,10 +2368,7 @@
     </w:p>
     <w:p>
       <w:pPr>
-        <w:numPr>
-          <w:ilvl w:val="0"/>
-          <w:numId w:val="2"/>
-        </w:numPr>
+        <w:ind w:left="720"/>
         <w:jc w:val="both"/>
       </w:pPr>
       <w:r>
@@ -2728,27 +2702,9 @@
   </w:abstractNum>
   <w:num w:numId="1" w16cid:durableId="841505020">
     <w:abstractNumId w:val="0"/>
-    <w:lvlOverride w:ilvl="0"/>
-    <w:lvlOverride w:ilvl="1"/>
-    <w:lvlOverride w:ilvl="2"/>
-    <w:lvlOverride w:ilvl="3"/>
-    <w:lvlOverride w:ilvl="4"/>
-    <w:lvlOverride w:ilvl="5"/>
-    <w:lvlOverride w:ilvl="6"/>
-    <w:lvlOverride w:ilvl="7"/>
-    <w:lvlOverride w:ilvl="8"/>
   </w:num>
   <w:num w:numId="2" w16cid:durableId="93407951">
     <w:abstractNumId w:val="1"/>
-    <w:lvlOverride w:ilvl="0"/>
-    <w:lvlOverride w:ilvl="1"/>
-    <w:lvlOverride w:ilvl="2"/>
-    <w:lvlOverride w:ilvl="3"/>
-    <w:lvlOverride w:ilvl="4"/>
-    <w:lvlOverride w:ilvl="5"/>
-    <w:lvlOverride w:ilvl="6"/>
-    <w:lvlOverride w:ilvl="7"/>
-    <w:lvlOverride w:ilvl="8"/>
   </w:num>
 </w:numbering>
 </file>
@@ -3356,6 +3312,7 @@
   <w:style w:type="character" w:default="1" w:styleId="DefaultParagraphFont">
     <w:name w:val="Default Paragraph Font"/>
     <w:uiPriority w:val="1"/>
+    <w:semiHidden/>
     <w:unhideWhenUsed/>
   </w:style>
   <w:style w:type="table" w:default="1" w:styleId="TableNormal">

--- a/SPARK - Realtime Load Testing and Performance Validation Google Cloud Compute Engine.docx
+++ b/SPARK - Realtime Load Testing and Performance Validation Google Cloud Compute Engine.docx
@@ -64,139 +64,27 @@
         <w:rPr>
           <w:lang w:val="nl-BE"/>
         </w:rPr>
-        <w:t xml:space="preserve">In deze stap configureerde ik de volledige </w:t>
+        <w:t>In deze stap configureerde ik de volledige cloudinfrastructuur binnen Google Cloud Compute Engine. Ik beheerde meerdere virtuele machines voor Kafka, Spark en Cassandra, elk met een eigen rol binnen het realtime Eurovision streaming systeem. Via de VM Instances omgeving controleerde ik de status, netwerkverbindingen en externe IP-adressen van alle servers. Deze infrastructuur vormt de basis voor realtime data streaming, verwerking en opslag binnen het gedistribueerde systeem.</w:t>
       </w:r>
-      <w:proofErr w:type="spellStart"/>
+    </w:p>
+    <w:p>
+      <w:pPr>
+        <w:jc w:val="both"/>
+        <w:rPr>
+          <w:lang w:val="nl-BE"/>
+        </w:rPr>
+      </w:pPr>
+    </w:p>
+    <w:p>
+      <w:pPr>
+        <w:jc w:val="both"/>
+      </w:pPr>
       <w:r>
         <w:rPr>
-          <w:lang w:val="nl-BE"/>
-        </w:rPr>
-        <w:t>cloudinfrastructuur</w:t>
-      </w:r>
-      <w:proofErr w:type="spellEnd"/>
-      <w:r>
-        <w:rPr>
-          <w:lang w:val="nl-BE"/>
-        </w:rPr>
-        <w:t xml:space="preserve"> binnen Google Cloud </w:t>
-      </w:r>
-      <w:proofErr w:type="spellStart"/>
-      <w:r>
-        <w:rPr>
-          <w:lang w:val="nl-BE"/>
-        </w:rPr>
-        <w:t>Compute</w:t>
-      </w:r>
-      <w:proofErr w:type="spellEnd"/>
-      <w:r>
-        <w:rPr>
-          <w:lang w:val="nl-BE"/>
-        </w:rPr>
-        <w:t xml:space="preserve"> Engine. Ik beheerde meerdere virtuele machines voor </w:t>
-      </w:r>
-      <w:proofErr w:type="spellStart"/>
-      <w:r>
-        <w:rPr>
-          <w:lang w:val="nl-BE"/>
-        </w:rPr>
-        <w:t>Kafka</w:t>
-      </w:r>
-      <w:proofErr w:type="spellEnd"/>
-      <w:r>
-        <w:rPr>
-          <w:lang w:val="nl-BE"/>
-        </w:rPr>
-        <w:t xml:space="preserve">, </w:t>
-      </w:r>
-      <w:proofErr w:type="spellStart"/>
-      <w:r>
-        <w:rPr>
-          <w:lang w:val="nl-BE"/>
-        </w:rPr>
-        <w:t>Spark</w:t>
-      </w:r>
-      <w:proofErr w:type="spellEnd"/>
-      <w:r>
-        <w:rPr>
-          <w:lang w:val="nl-BE"/>
-        </w:rPr>
-        <w:t xml:space="preserve"> en Cassandra, elk met een eigen rol binnen het </w:t>
-      </w:r>
-      <w:proofErr w:type="spellStart"/>
-      <w:r>
-        <w:rPr>
-          <w:lang w:val="nl-BE"/>
-        </w:rPr>
-        <w:t>realtime</w:t>
-      </w:r>
-      <w:proofErr w:type="spellEnd"/>
-      <w:r>
-        <w:rPr>
-          <w:lang w:val="nl-BE"/>
-        </w:rPr>
-        <w:t xml:space="preserve"> </w:t>
-      </w:r>
-      <w:proofErr w:type="spellStart"/>
-      <w:r>
-        <w:rPr>
-          <w:lang w:val="nl-BE"/>
-        </w:rPr>
-        <w:t>Eurovision</w:t>
-      </w:r>
-      <w:proofErr w:type="spellEnd"/>
-      <w:r>
-        <w:rPr>
-          <w:lang w:val="nl-BE"/>
-        </w:rPr>
-        <w:t xml:space="preserve"> streaming systeem. Via de VM </w:t>
-      </w:r>
-      <w:proofErr w:type="spellStart"/>
-      <w:r>
-        <w:rPr>
-          <w:lang w:val="nl-BE"/>
-        </w:rPr>
-        <w:t>Instances</w:t>
-      </w:r>
-      <w:proofErr w:type="spellEnd"/>
-      <w:r>
-        <w:rPr>
-          <w:lang w:val="nl-BE"/>
-        </w:rPr>
-        <w:t xml:space="preserve"> omgeving controleerde ik de status, netwerkverbindingen en externe IP-adressen van alle servers. Deze infrastructuur vormt de basis voor </w:t>
-      </w:r>
-      <w:proofErr w:type="spellStart"/>
-      <w:r>
-        <w:rPr>
-          <w:lang w:val="nl-BE"/>
-        </w:rPr>
-        <w:t>realtime</w:t>
-      </w:r>
-      <w:proofErr w:type="spellEnd"/>
-      <w:r>
-        <w:rPr>
-          <w:lang w:val="nl-BE"/>
-        </w:rPr>
-        <w:t xml:space="preserve"> data streaming, verwerking en opslag binnen het gedistribueerde systeem.</w:t>
-      </w:r>
-    </w:p>
-    <w:p>
-      <w:pPr>
-        <w:jc w:val="both"/>
-        <w:rPr>
-          <w:lang w:val="nl-BE"/>
-        </w:rPr>
-      </w:pPr>
-    </w:p>
-    <w:p>
-      <w:pPr>
-        <w:jc w:val="both"/>
-      </w:pPr>
-      <w:r>
-        <w:rPr>
           <w:noProof/>
         </w:rPr>
         <w:drawing>
-          <wp:inline distT="0" distB="0" distL="0" distR="0" wp14:anchorId="50A9EB80" wp14:editId="2D1B3C0F">
+          <wp:inline distT="0" distB="0" distL="0" distR="0" wp14:anchorId="50A9EB80" wp14:editId="721DCEB0">
             <wp:extent cx="5943600" cy="3145790"/>
             <wp:effectExtent l="0" t="0" r="0" b="0"/>
             <wp:docPr id="193498281" name="Picture 3"/>
@@ -250,145 +138,19 @@
           <w:lang w:val="nl-BE"/>
         </w:rPr>
         <w:lastRenderedPageBreak/>
-        <w:t xml:space="preserve">De Cassandra database werd succesvol </w:t>
+        <w:t>De Cassandra database werd succesvol gedeployed op VM dc1-vm3 met Docker Compose. Met behulp van `docker ps` controleerde ik of de Cassandra container correct actief was en bereikbaar via poort 9042. Daarna maakte ik verbinding met de database via `cqlsh` om de werking van de Cassandra cluster te testen. Deze configuratie zorgde ervoor dat het Eurovision streaming systeem realtime stemgegevens betrouwbaar kan opslaan en verwerken binnen de distributed cloudomgeving.</w:t>
       </w:r>
-      <w:proofErr w:type="spellStart"/>
+    </w:p>
+    <w:p>
+      <w:pPr>
+        <w:jc w:val="both"/>
+      </w:pPr>
       <w:r>
         <w:rPr>
-          <w:lang w:val="nl-BE"/>
-        </w:rPr>
-        <w:t>gedeployed</w:t>
-      </w:r>
-      <w:proofErr w:type="spellEnd"/>
-      <w:r>
-        <w:rPr>
-          <w:lang w:val="nl-BE"/>
-        </w:rPr>
-        <w:t xml:space="preserve"> op VM dc1-vm3 met Docker </w:t>
-      </w:r>
-      <w:proofErr w:type="spellStart"/>
-      <w:r>
-        <w:rPr>
-          <w:lang w:val="nl-BE"/>
-        </w:rPr>
-        <w:t>Compose</w:t>
-      </w:r>
-      <w:proofErr w:type="spellEnd"/>
-      <w:r>
-        <w:rPr>
-          <w:lang w:val="nl-BE"/>
-        </w:rPr>
-        <w:t>. Met behulp van `</w:t>
-      </w:r>
-      <w:proofErr w:type="spellStart"/>
-      <w:r>
-        <w:rPr>
-          <w:lang w:val="nl-BE"/>
-        </w:rPr>
-        <w:t>docker</w:t>
-      </w:r>
-      <w:proofErr w:type="spellEnd"/>
-      <w:r>
-        <w:rPr>
-          <w:lang w:val="nl-BE"/>
-        </w:rPr>
-        <w:t xml:space="preserve"> </w:t>
-      </w:r>
-      <w:proofErr w:type="spellStart"/>
-      <w:r>
-        <w:rPr>
-          <w:lang w:val="nl-BE"/>
-        </w:rPr>
-        <w:t>ps</w:t>
-      </w:r>
-      <w:proofErr w:type="spellEnd"/>
-      <w:r>
-        <w:rPr>
-          <w:lang w:val="nl-BE"/>
-        </w:rPr>
-        <w:t>` controleerde ik of de Cassandra container correct actief was en bereikbaar via poort 9042. Daarna maakte ik verbinding met de database via `</w:t>
-      </w:r>
-      <w:proofErr w:type="spellStart"/>
-      <w:r>
-        <w:rPr>
-          <w:lang w:val="nl-BE"/>
-        </w:rPr>
-        <w:t>cqlsh</w:t>
-      </w:r>
-      <w:proofErr w:type="spellEnd"/>
-      <w:r>
-        <w:rPr>
-          <w:lang w:val="nl-BE"/>
-        </w:rPr>
-        <w:t xml:space="preserve">` om de werking van de Cassandra cluster te testen. Deze configuratie zorgde ervoor dat het </w:t>
-      </w:r>
-      <w:proofErr w:type="spellStart"/>
-      <w:r>
-        <w:rPr>
-          <w:lang w:val="nl-BE"/>
-        </w:rPr>
-        <w:t>Eurovision</w:t>
-      </w:r>
-      <w:proofErr w:type="spellEnd"/>
-      <w:r>
-        <w:rPr>
-          <w:lang w:val="nl-BE"/>
-        </w:rPr>
-        <w:t xml:space="preserve"> streaming systeem </w:t>
-      </w:r>
-      <w:proofErr w:type="spellStart"/>
-      <w:r>
-        <w:rPr>
-          <w:lang w:val="nl-BE"/>
-        </w:rPr>
-        <w:t>realtime</w:t>
-      </w:r>
-      <w:proofErr w:type="spellEnd"/>
-      <w:r>
-        <w:rPr>
-          <w:lang w:val="nl-BE"/>
-        </w:rPr>
-        <w:t xml:space="preserve"> stemgegevens betrouwbaar kan opslaan en verwerken binnen de </w:t>
-      </w:r>
-      <w:proofErr w:type="spellStart"/>
-      <w:r>
-        <w:rPr>
-          <w:lang w:val="nl-BE"/>
-        </w:rPr>
-        <w:t>distributed</w:t>
-      </w:r>
-      <w:proofErr w:type="spellEnd"/>
-      <w:r>
-        <w:rPr>
-          <w:lang w:val="nl-BE"/>
-        </w:rPr>
-        <w:t xml:space="preserve"> </w:t>
-      </w:r>
-      <w:proofErr w:type="spellStart"/>
-      <w:r>
-        <w:rPr>
-          <w:lang w:val="nl-BE"/>
-        </w:rPr>
-        <w:t>cloudomgeving</w:t>
-      </w:r>
-      <w:proofErr w:type="spellEnd"/>
-      <w:r>
-        <w:rPr>
-          <w:lang w:val="nl-BE"/>
-        </w:rPr>
-        <w:t>.</w:t>
-      </w:r>
-    </w:p>
-    <w:p>
-      <w:pPr>
-        <w:jc w:val="both"/>
-      </w:pPr>
-      <w:r>
-        <w:rPr>
           <w:noProof/>
         </w:rPr>
         <w:drawing>
-          <wp:inline distT="0" distB="0" distL="0" distR="0" wp14:anchorId="099DBF8A" wp14:editId="4F7DEDDE">
+          <wp:inline distT="0" distB="0" distL="0" distR="0" wp14:anchorId="099DBF8A" wp14:editId="6BE95990">
             <wp:extent cx="5943600" cy="2917190"/>
             <wp:effectExtent l="0" t="0" r="0" b="0"/>
             <wp:docPr id="2025867175" name="Picture 1"/>
@@ -441,147 +203,7 @@
         <w:rPr>
           <w:lang w:val="nl-BE"/>
         </w:rPr>
-        <w:t xml:space="preserve">Cassandra werd succesvol </w:t>
-      </w:r>
-      <w:proofErr w:type="spellStart"/>
-      <w:r>
-        <w:rPr>
-          <w:lang w:val="nl-BE"/>
-        </w:rPr>
-        <w:t>gedeployed</w:t>
-      </w:r>
-      <w:proofErr w:type="spellEnd"/>
-      <w:r>
-        <w:rPr>
-          <w:lang w:val="nl-BE"/>
-        </w:rPr>
-        <w:t xml:space="preserve"> op VM3 met behulp van Docker containers. Via </w:t>
-      </w:r>
-      <w:proofErr w:type="spellStart"/>
-      <w:r>
-        <w:rPr>
-          <w:lang w:val="nl-BE"/>
-        </w:rPr>
-        <w:t>cqlsh</w:t>
-      </w:r>
-      <w:proofErr w:type="spellEnd"/>
-      <w:r>
-        <w:rPr>
-          <w:lang w:val="nl-BE"/>
-        </w:rPr>
-        <w:t xml:space="preserve"> configureerde ik een aparte </w:t>
-      </w:r>
-      <w:proofErr w:type="spellStart"/>
-      <w:r>
-        <w:rPr>
-          <w:lang w:val="nl-BE"/>
-        </w:rPr>
-        <w:t>keyspace</w:t>
-      </w:r>
-      <w:proofErr w:type="spellEnd"/>
-      <w:r>
-        <w:rPr>
-          <w:lang w:val="nl-BE"/>
-        </w:rPr>
-        <w:t xml:space="preserve"> en een </w:t>
-      </w:r>
-      <w:proofErr w:type="spellStart"/>
-      <w:r>
-        <w:rPr>
-          <w:lang w:val="nl-BE"/>
-        </w:rPr>
-        <w:t>votes</w:t>
-      </w:r>
-      <w:proofErr w:type="spellEnd"/>
-      <w:r>
-        <w:rPr>
-          <w:lang w:val="nl-BE"/>
-        </w:rPr>
-        <w:t xml:space="preserve"> tabel voor het </w:t>
-      </w:r>
-      <w:proofErr w:type="spellStart"/>
-      <w:r>
-        <w:rPr>
-          <w:lang w:val="nl-BE"/>
-        </w:rPr>
-        <w:t>Eurovision</w:t>
-      </w:r>
-      <w:proofErr w:type="spellEnd"/>
-      <w:r>
-        <w:rPr>
-          <w:lang w:val="nl-BE"/>
-        </w:rPr>
-        <w:t xml:space="preserve">-project, waarin gegevens zoals </w:t>
-      </w:r>
-      <w:proofErr w:type="spellStart"/>
-      <w:r>
-        <w:rPr>
-          <w:lang w:val="nl-BE"/>
-        </w:rPr>
-        <w:t>vote_id</w:t>
-      </w:r>
-      <w:proofErr w:type="spellEnd"/>
-      <w:r>
-        <w:rPr>
-          <w:lang w:val="nl-BE"/>
-        </w:rPr>
-        <w:t xml:space="preserve">, landen, telefoonnummers en </w:t>
-      </w:r>
-      <w:proofErr w:type="spellStart"/>
-      <w:r>
-        <w:rPr>
-          <w:lang w:val="nl-BE"/>
-        </w:rPr>
-        <w:t>timestamps</w:t>
-      </w:r>
-      <w:proofErr w:type="spellEnd"/>
-      <w:r>
-        <w:rPr>
-          <w:lang w:val="nl-BE"/>
-        </w:rPr>
-        <w:t xml:space="preserve"> worden opgeslagen. Na het invoeren van een testrecord controleerde ik de data met een SELECT-query om te bevestigen dat de database correct functioneert als </w:t>
-      </w:r>
-      <w:proofErr w:type="spellStart"/>
-      <w:r>
-        <w:rPr>
-          <w:lang w:val="nl-BE"/>
-        </w:rPr>
-        <w:t>opslaglaag</w:t>
-      </w:r>
-      <w:proofErr w:type="spellEnd"/>
-      <w:r>
-        <w:rPr>
-          <w:lang w:val="nl-BE"/>
-        </w:rPr>
-        <w:t xml:space="preserve"> voor </w:t>
-      </w:r>
-      <w:proofErr w:type="spellStart"/>
-      <w:r>
-        <w:rPr>
-          <w:lang w:val="nl-BE"/>
-        </w:rPr>
-        <w:t>realtime</w:t>
-      </w:r>
-      <w:proofErr w:type="spellEnd"/>
-      <w:r>
-        <w:rPr>
-          <w:lang w:val="nl-BE"/>
-        </w:rPr>
-        <w:t xml:space="preserve"> streaming data afkomstig van </w:t>
-      </w:r>
-      <w:proofErr w:type="spellStart"/>
-      <w:r>
-        <w:rPr>
-          <w:lang w:val="nl-BE"/>
-        </w:rPr>
-        <w:t>Spark</w:t>
-      </w:r>
-      <w:proofErr w:type="spellEnd"/>
-      <w:r>
-        <w:rPr>
-          <w:lang w:val="nl-BE"/>
-        </w:rPr>
-        <w:t xml:space="preserve"> Streaming.</w:t>
+        <w:t>Cassandra werd succesvol gedeployed op VM3 met behulp van Docker containers. Via cqlsh configureerde ik een aparte keyspace en een votes tabel voor het Eurovision-project, waarin gegevens zoals vote_id, landen, telefoonnummers en timestamps worden opgeslagen. Na het invoeren van een testrecord controleerde ik de data met een SELECT-query om te bevestigen dat de database correct functioneert als opslaglaag voor realtime streaming data afkomstig van Spark Streaming.</w:t>
       </w:r>
     </w:p>
     <w:p>
@@ -598,7 +220,7 @@
         </w:rPr>
         <w:lastRenderedPageBreak/>
         <w:drawing>
-          <wp:inline distT="0" distB="0" distL="0" distR="0" wp14:anchorId="752B0AAA" wp14:editId="07833466">
+          <wp:inline distT="0" distB="0" distL="0" distR="0" wp14:anchorId="752B0AAA" wp14:editId="76CE85A1">
             <wp:extent cx="5943600" cy="3127375"/>
             <wp:effectExtent l="0" t="0" r="0" b="0"/>
             <wp:docPr id="209104376" name="Picture 5"/>
@@ -652,133 +274,7 @@
         <w:rPr>
           <w:lang w:val="nl-BE"/>
         </w:rPr>
-        <w:t xml:space="preserve">Op VM dc1-vm1 werd een aparte Python virtual environment opgezet om alle </w:t>
-      </w:r>
-      <w:proofErr w:type="spellStart"/>
-      <w:r>
-        <w:rPr>
-          <w:lang w:val="nl-BE"/>
-        </w:rPr>
-        <w:t>dependencies</w:t>
-      </w:r>
-      <w:proofErr w:type="spellEnd"/>
-      <w:r>
-        <w:rPr>
-          <w:lang w:val="nl-BE"/>
-        </w:rPr>
-        <w:t xml:space="preserve"> veilig en geïsoleerd te beheren. Binnen deze omgeving installeerde ik </w:t>
-      </w:r>
-      <w:proofErr w:type="spellStart"/>
-      <w:r>
-        <w:rPr>
-          <w:lang w:val="nl-BE"/>
-        </w:rPr>
-        <w:t>libraries</w:t>
-      </w:r>
-      <w:proofErr w:type="spellEnd"/>
-      <w:r>
-        <w:rPr>
-          <w:lang w:val="nl-BE"/>
-        </w:rPr>
-        <w:t xml:space="preserve"> zoals </w:t>
-      </w:r>
-      <w:proofErr w:type="spellStart"/>
-      <w:r>
-        <w:rPr>
-          <w:lang w:val="nl-BE"/>
-        </w:rPr>
-        <w:t>Pandas</w:t>
-      </w:r>
-      <w:proofErr w:type="spellEnd"/>
-      <w:r>
-        <w:rPr>
-          <w:lang w:val="nl-BE"/>
-        </w:rPr>
-        <w:t xml:space="preserve"> en </w:t>
-      </w:r>
-      <w:proofErr w:type="spellStart"/>
-      <w:r>
-        <w:rPr>
-          <w:lang w:val="nl-BE"/>
-        </w:rPr>
-        <w:t>PySpark</w:t>
-      </w:r>
-      <w:proofErr w:type="spellEnd"/>
-      <w:r>
-        <w:rPr>
-          <w:lang w:val="nl-BE"/>
-        </w:rPr>
-        <w:t xml:space="preserve">, die essentieel zijn voor </w:t>
-      </w:r>
-      <w:proofErr w:type="spellStart"/>
-      <w:r>
-        <w:rPr>
-          <w:lang w:val="nl-BE"/>
-        </w:rPr>
-        <w:t>realtime</w:t>
-      </w:r>
-      <w:proofErr w:type="spellEnd"/>
-      <w:r>
-        <w:rPr>
-          <w:lang w:val="nl-BE"/>
-        </w:rPr>
-        <w:t xml:space="preserve"> dataverwerking en streaming analyse. Door deze configuratie kon de server efficiënt gebruikt worden voor het uitvoeren van </w:t>
-      </w:r>
-      <w:proofErr w:type="spellStart"/>
-      <w:r>
-        <w:rPr>
-          <w:lang w:val="nl-BE"/>
-        </w:rPr>
-        <w:t>Kafka</w:t>
-      </w:r>
-      <w:proofErr w:type="spellEnd"/>
-      <w:r>
-        <w:rPr>
-          <w:lang w:val="nl-BE"/>
-        </w:rPr>
-        <w:t xml:space="preserve"> producers en </w:t>
-      </w:r>
-      <w:proofErr w:type="spellStart"/>
-      <w:r>
-        <w:rPr>
-          <w:lang w:val="nl-BE"/>
-        </w:rPr>
-        <w:t>Spark</w:t>
-      </w:r>
-      <w:proofErr w:type="spellEnd"/>
-      <w:r>
-        <w:rPr>
-          <w:lang w:val="nl-BE"/>
-        </w:rPr>
-        <w:t xml:space="preserve"> streaming applicaties binnen het </w:t>
-      </w:r>
-      <w:proofErr w:type="spellStart"/>
-      <w:r>
-        <w:rPr>
-          <w:lang w:val="nl-BE"/>
-        </w:rPr>
-        <w:t>Eurovision</w:t>
-      </w:r>
-      <w:proofErr w:type="spellEnd"/>
-      <w:r>
-        <w:rPr>
-          <w:lang w:val="nl-BE"/>
-        </w:rPr>
-        <w:t xml:space="preserve"> </w:t>
-      </w:r>
-      <w:proofErr w:type="spellStart"/>
-      <w:r>
-        <w:rPr>
-          <w:lang w:val="nl-BE"/>
-        </w:rPr>
-        <w:t>distributed</w:t>
-      </w:r>
-      <w:proofErr w:type="spellEnd"/>
-      <w:r>
-        <w:rPr>
-          <w:lang w:val="nl-BE"/>
-        </w:rPr>
-        <w:t xml:space="preserve"> streaming systeem.</w:t>
+        <w:t>Op VM dc1-vm1 werd een aparte Python virtual environment opgezet om alle dependencies veilig en geïsoleerd te beheren. Binnen deze omgeving installeerde ik libraries zoals Pandas en PySpark, die essentieel zijn voor realtime dataverwerking en streaming analyse. Door deze configuratie kon de server efficiënt gebruikt worden voor het uitvoeren van Kafka producers en Spark streaming applicaties binnen het Eurovision distributed streaming systeem.</w:t>
       </w:r>
     </w:p>
     <w:p>
@@ -848,91 +344,7 @@
           <w:lang w:val="nl-BE"/>
         </w:rPr>
         <w:lastRenderedPageBreak/>
-        <w:t xml:space="preserve">De virtuele machines dc1-vm1 en dc1-vm2 werden succesvol opgestart binnen Google Cloud </w:t>
-      </w:r>
-      <w:proofErr w:type="spellStart"/>
-      <w:r>
-        <w:rPr>
-          <w:lang w:val="nl-BE"/>
-        </w:rPr>
-        <w:t>Compute</w:t>
-      </w:r>
-      <w:proofErr w:type="spellEnd"/>
-      <w:r>
-        <w:rPr>
-          <w:lang w:val="nl-BE"/>
-        </w:rPr>
-        <w:t xml:space="preserve"> Engine. Beide servers kregen een intern netwerkadres voor communicatie tussen de verschillende services en een extern IP-adres voor externe toegang via SSH. Deze configuratie maakte het mogelijk om </w:t>
-      </w:r>
-      <w:proofErr w:type="spellStart"/>
-      <w:r>
-        <w:rPr>
-          <w:lang w:val="nl-BE"/>
-        </w:rPr>
-        <w:t>Kafka</w:t>
-      </w:r>
-      <w:proofErr w:type="spellEnd"/>
-      <w:r>
-        <w:rPr>
-          <w:lang w:val="nl-BE"/>
-        </w:rPr>
-        <w:t xml:space="preserve"> producers, </w:t>
-      </w:r>
-      <w:proofErr w:type="spellStart"/>
-      <w:r>
-        <w:rPr>
-          <w:lang w:val="nl-BE"/>
-        </w:rPr>
-        <w:t>Spark</w:t>
-      </w:r>
-      <w:proofErr w:type="spellEnd"/>
-      <w:r>
-        <w:rPr>
-          <w:lang w:val="nl-BE"/>
-        </w:rPr>
-        <w:t xml:space="preserve"> streaming jobs en andere componenten binnen het </w:t>
-      </w:r>
-      <w:proofErr w:type="spellStart"/>
-      <w:r>
-        <w:rPr>
-          <w:lang w:val="nl-BE"/>
-        </w:rPr>
-        <w:t>Eurovision</w:t>
-      </w:r>
-      <w:proofErr w:type="spellEnd"/>
-      <w:r>
-        <w:rPr>
-          <w:lang w:val="nl-BE"/>
-        </w:rPr>
-        <w:t xml:space="preserve"> </w:t>
-      </w:r>
-      <w:proofErr w:type="spellStart"/>
-      <w:r>
-        <w:rPr>
-          <w:lang w:val="nl-BE"/>
-        </w:rPr>
-        <w:t>realtime</w:t>
-      </w:r>
-      <w:proofErr w:type="spellEnd"/>
-      <w:r>
-        <w:rPr>
-          <w:lang w:val="nl-BE"/>
-        </w:rPr>
-        <w:t xml:space="preserve"> streaming systeem met elkaar te verbinden en centraal te beheren vanuit de </w:t>
-      </w:r>
-      <w:proofErr w:type="spellStart"/>
-      <w:r>
-        <w:rPr>
-          <w:lang w:val="nl-BE"/>
-        </w:rPr>
-        <w:t>cloudomgeving</w:t>
-      </w:r>
-      <w:proofErr w:type="spellEnd"/>
-      <w:r>
-        <w:rPr>
-          <w:lang w:val="nl-BE"/>
-        </w:rPr>
-        <w:t>.</w:t>
+        <w:t>De virtuele machines dc1-vm1 en dc1-vm2 werden succesvol opgestart binnen Google Cloud Compute Engine. Beide servers kregen een intern netwerkadres voor communicatie tussen de verschillende services en een extern IP-adres voor externe toegang via SSH. Deze configuratie maakte het mogelijk om Kafka producers, Spark streaming jobs en andere componenten binnen het Eurovision realtime streaming systeem met elkaar te verbinden en centraal te beheren vanuit de cloudomgeving.</w:t>
       </w:r>
     </w:p>
     <w:p>
@@ -949,7 +361,7 @@
         </w:rPr>
         <w:lastRenderedPageBreak/>
         <w:drawing>
-          <wp:inline distT="0" distB="0" distL="0" distR="0" wp14:anchorId="5551266E" wp14:editId="06445BD2">
+          <wp:inline distT="0" distB="0" distL="0" distR="0" wp14:anchorId="5551266E" wp14:editId="6B034081">
             <wp:extent cx="5943600" cy="3153410"/>
             <wp:effectExtent l="0" t="0" r="0" b="8890"/>
             <wp:docPr id="105435277" name="Picture 8"/>
@@ -996,7 +408,7 @@
           <w:lang w:val="nl-BE"/>
         </w:rPr>
         <w:drawing>
-          <wp:inline distT="0" distB="0" distL="0" distR="0" wp14:anchorId="2EF394E5" wp14:editId="1DFCCCAA">
+          <wp:inline distT="0" distB="0" distL="0" distR="0" wp14:anchorId="2EF394E5" wp14:editId="17D8961B">
             <wp:extent cx="5943600" cy="3120390"/>
             <wp:effectExtent l="0" t="0" r="0" b="3810"/>
             <wp:docPr id="1924476600" name="Picture 9"/>
@@ -1044,7 +456,7 @@
         </w:rPr>
         <w:lastRenderedPageBreak/>
         <w:drawing>
-          <wp:inline distT="0" distB="0" distL="0" distR="0" wp14:anchorId="5AC017BA" wp14:editId="7E51AA3C">
+          <wp:inline distT="0" distB="0" distL="0" distR="0" wp14:anchorId="5AC017BA" wp14:editId="614B1103">
             <wp:extent cx="5943600" cy="3142615"/>
             <wp:effectExtent l="0" t="0" r="0" b="635"/>
             <wp:docPr id="1450195376" name="Picture 10"/>
@@ -1097,143 +509,31 @@
         <w:rPr>
           <w:lang w:val="nl-BE"/>
         </w:rPr>
-        <w:t xml:space="preserve">Docker werd succesvol gevalideerd op alle drie de virtuele machines binnen de Google Cloud infrastructuur met behulp van de officiële </w:t>
+        <w:t>Docker werd succesvol gevalideerd op alle drie de virtuele machines binnen de Google Cloud infrastructuur met behulp van de officiële hello-world container. De testen bevestigden dat elke VM correct geconfigureerd was voor containerisatie en klaar was voor het deployen van Kafka, Spark en Cassandra services. Hierdoor konden alle componenten van het Eurovision realtime streaming platform betrouwbaar draaien binnen een gedistribueerde cloudomgeving.</w:t>
       </w:r>
-      <w:proofErr w:type="spellStart"/>
+    </w:p>
+    <w:p>
+      <w:pPr>
+        <w:jc w:val="both"/>
+        <w:rPr>
+          <w:lang w:val="nl-BE"/>
+        </w:rPr>
+      </w:pPr>
+    </w:p>
+    <w:p>
+      <w:pPr>
+        <w:jc w:val="both"/>
+        <w:rPr>
+          <w:lang w:val="nl-BE"/>
+        </w:rPr>
+      </w:pPr>
       <w:r>
         <w:rPr>
-          <w:lang w:val="nl-BE"/>
-        </w:rPr>
-        <w:t>hello-world</w:t>
-      </w:r>
-      <w:proofErr w:type="spellEnd"/>
-      <w:r>
-        <w:rPr>
-          <w:lang w:val="nl-BE"/>
-        </w:rPr>
-        <w:t xml:space="preserve"> container. De testen bevestigden dat elke VM correct geconfigureerd was voor </w:t>
-      </w:r>
-      <w:proofErr w:type="spellStart"/>
-      <w:r>
-        <w:rPr>
-          <w:lang w:val="nl-BE"/>
-        </w:rPr>
-        <w:t>containerisatie</w:t>
-      </w:r>
-      <w:proofErr w:type="spellEnd"/>
-      <w:r>
-        <w:rPr>
-          <w:lang w:val="nl-BE"/>
-        </w:rPr>
-        <w:t xml:space="preserve"> en klaar was voor het </w:t>
-      </w:r>
-      <w:proofErr w:type="spellStart"/>
-      <w:r>
-        <w:rPr>
-          <w:lang w:val="nl-BE"/>
-        </w:rPr>
-        <w:t>deployen</w:t>
-      </w:r>
-      <w:proofErr w:type="spellEnd"/>
-      <w:r>
-        <w:rPr>
-          <w:lang w:val="nl-BE"/>
-        </w:rPr>
-        <w:t xml:space="preserve"> van </w:t>
-      </w:r>
-      <w:proofErr w:type="spellStart"/>
-      <w:r>
-        <w:rPr>
-          <w:lang w:val="nl-BE"/>
-        </w:rPr>
-        <w:t>Kafka</w:t>
-      </w:r>
-      <w:proofErr w:type="spellEnd"/>
-      <w:r>
-        <w:rPr>
-          <w:lang w:val="nl-BE"/>
-        </w:rPr>
-        <w:t xml:space="preserve">, </w:t>
-      </w:r>
-      <w:proofErr w:type="spellStart"/>
-      <w:r>
-        <w:rPr>
-          <w:lang w:val="nl-BE"/>
-        </w:rPr>
-        <w:t>Spark</w:t>
-      </w:r>
-      <w:proofErr w:type="spellEnd"/>
-      <w:r>
-        <w:rPr>
-          <w:lang w:val="nl-BE"/>
-        </w:rPr>
-        <w:t xml:space="preserve"> en Cassandra services. Hierdoor konden alle componenten van het </w:t>
-      </w:r>
-      <w:proofErr w:type="spellStart"/>
-      <w:r>
-        <w:rPr>
-          <w:lang w:val="nl-BE"/>
-        </w:rPr>
-        <w:t>Eurovision</w:t>
-      </w:r>
-      <w:proofErr w:type="spellEnd"/>
-      <w:r>
-        <w:rPr>
-          <w:lang w:val="nl-BE"/>
-        </w:rPr>
-        <w:t xml:space="preserve"> </w:t>
-      </w:r>
-      <w:proofErr w:type="spellStart"/>
-      <w:r>
-        <w:rPr>
-          <w:lang w:val="nl-BE"/>
-        </w:rPr>
-        <w:t>realtime</w:t>
-      </w:r>
-      <w:proofErr w:type="spellEnd"/>
-      <w:r>
-        <w:rPr>
-          <w:lang w:val="nl-BE"/>
-        </w:rPr>
-        <w:t xml:space="preserve"> streaming platform betrouwbaar draaien binnen een gedistribueerde </w:t>
-      </w:r>
-      <w:proofErr w:type="spellStart"/>
-      <w:r>
-        <w:rPr>
-          <w:lang w:val="nl-BE"/>
-        </w:rPr>
-        <w:t>cloudomgeving</w:t>
-      </w:r>
-      <w:proofErr w:type="spellEnd"/>
-      <w:r>
-        <w:rPr>
-          <w:lang w:val="nl-BE"/>
-        </w:rPr>
-        <w:t>.</w:t>
-      </w:r>
-    </w:p>
-    <w:p>
-      <w:pPr>
-        <w:jc w:val="both"/>
-        <w:rPr>
-          <w:lang w:val="nl-BE"/>
-        </w:rPr>
-      </w:pPr>
-    </w:p>
-    <w:p>
-      <w:pPr>
-        <w:jc w:val="both"/>
-        <w:rPr>
-          <w:lang w:val="nl-BE"/>
-        </w:rPr>
-      </w:pPr>
-      <w:r>
-        <w:rPr>
           <w:noProof/>
           <w:lang w:val="nl-BE"/>
         </w:rPr>
         <w:drawing>
-          <wp:inline distT="0" distB="0" distL="0" distR="0" wp14:anchorId="24B122EE" wp14:editId="53F52322">
+          <wp:inline distT="0" distB="0" distL="0" distR="0" wp14:anchorId="24B122EE" wp14:editId="4F4D3DDC">
             <wp:extent cx="5943600" cy="3152775"/>
             <wp:effectExtent l="0" t="0" r="0" b="9525"/>
             <wp:docPr id="1467600177" name="Picture 11"/>
@@ -1287,185 +587,31 @@
           <w:lang w:val="nl-BE"/>
         </w:rPr>
         <w:lastRenderedPageBreak/>
-        <w:t xml:space="preserve">In deze configuratie werd Apache </w:t>
+        <w:t>In deze configuratie werd Apache Spark succesvol geïnstalleerd en geverifieerd op VM dc1-vm2 voor realtime streamverwerking binnen het Eurovision-project. Eerst werden PySpark en de vereiste Python libraries geïnstalleerd via pip. Daarna werd gecontroleerd of PySpark correct beschikbaar was binnen de virtuele omgeving. Tot slot bevestigde de spark-submit --version controle dat Apache Spark 4.1.1 correct functioneerde samen met Java en Scala, waardoor de VM klaar was voor realtime verwerking van Kafka data streams.</w:t>
       </w:r>
-      <w:proofErr w:type="spellStart"/>
+    </w:p>
+    <w:p>
+      <w:pPr>
+        <w:jc w:val="both"/>
+        <w:rPr>
+          <w:lang w:val="nl-BE"/>
+        </w:rPr>
+      </w:pPr>
+    </w:p>
+    <w:p>
+      <w:pPr>
+        <w:jc w:val="both"/>
+        <w:rPr>
+          <w:lang w:val="nl-BE"/>
+        </w:rPr>
+      </w:pPr>
       <w:r>
         <w:rPr>
-          <w:lang w:val="nl-BE"/>
-        </w:rPr>
-        <w:t>Spark</w:t>
-      </w:r>
-      <w:proofErr w:type="spellEnd"/>
-      <w:r>
-        <w:rPr>
-          <w:lang w:val="nl-BE"/>
-        </w:rPr>
-        <w:t xml:space="preserve"> succesvol geïnstalleerd en geverifieerd op VM dc1-vm2 voor </w:t>
-      </w:r>
-      <w:proofErr w:type="spellStart"/>
-      <w:r>
-        <w:rPr>
-          <w:lang w:val="nl-BE"/>
-        </w:rPr>
-        <w:t>realtime</w:t>
-      </w:r>
-      <w:proofErr w:type="spellEnd"/>
-      <w:r>
-        <w:rPr>
-          <w:lang w:val="nl-BE"/>
-        </w:rPr>
-        <w:t xml:space="preserve"> streamverwerking binnen het </w:t>
-      </w:r>
-      <w:proofErr w:type="spellStart"/>
-      <w:r>
-        <w:rPr>
-          <w:lang w:val="nl-BE"/>
-        </w:rPr>
-        <w:t>Eurovision</w:t>
-      </w:r>
-      <w:proofErr w:type="spellEnd"/>
-      <w:r>
-        <w:rPr>
-          <w:lang w:val="nl-BE"/>
-        </w:rPr>
-        <w:t xml:space="preserve">-project. Eerst werden </w:t>
-      </w:r>
-      <w:proofErr w:type="spellStart"/>
-      <w:r>
-        <w:rPr>
-          <w:lang w:val="nl-BE"/>
-        </w:rPr>
-        <w:t>PySpark</w:t>
-      </w:r>
-      <w:proofErr w:type="spellEnd"/>
-      <w:r>
-        <w:rPr>
-          <w:lang w:val="nl-BE"/>
-        </w:rPr>
-        <w:t xml:space="preserve"> en de vereiste Python </w:t>
-      </w:r>
-      <w:proofErr w:type="spellStart"/>
-      <w:r>
-        <w:rPr>
-          <w:lang w:val="nl-BE"/>
-        </w:rPr>
-        <w:t>libraries</w:t>
-      </w:r>
-      <w:proofErr w:type="spellEnd"/>
-      <w:r>
-        <w:rPr>
-          <w:lang w:val="nl-BE"/>
-        </w:rPr>
-        <w:t xml:space="preserve"> geïnstalleerd via pip. Daarna werd gecontroleerd of </w:t>
-      </w:r>
-      <w:proofErr w:type="spellStart"/>
-      <w:r>
-        <w:rPr>
-          <w:lang w:val="nl-BE"/>
-        </w:rPr>
-        <w:t>PySpark</w:t>
-      </w:r>
-      <w:proofErr w:type="spellEnd"/>
-      <w:r>
-        <w:rPr>
-          <w:lang w:val="nl-BE"/>
-        </w:rPr>
-        <w:t xml:space="preserve"> correct beschikbaar was binnen de virtuele omgeving. Tot slot bevestigde de </w:t>
-      </w:r>
-      <w:proofErr w:type="spellStart"/>
-      <w:r>
-        <w:rPr>
-          <w:lang w:val="nl-BE"/>
-        </w:rPr>
-        <w:t>spark-submit</w:t>
-      </w:r>
-      <w:proofErr w:type="spellEnd"/>
-      <w:r>
-        <w:rPr>
-          <w:lang w:val="nl-BE"/>
-        </w:rPr>
-        <w:t xml:space="preserve"> --</w:t>
-      </w:r>
-      <w:proofErr w:type="spellStart"/>
-      <w:r>
-        <w:rPr>
-          <w:lang w:val="nl-BE"/>
-        </w:rPr>
-        <w:t>version</w:t>
-      </w:r>
-      <w:proofErr w:type="spellEnd"/>
-      <w:r>
-        <w:rPr>
-          <w:lang w:val="nl-BE"/>
-        </w:rPr>
-        <w:t xml:space="preserve"> controle dat Apache </w:t>
-      </w:r>
-      <w:proofErr w:type="spellStart"/>
-      <w:r>
-        <w:rPr>
-          <w:lang w:val="nl-BE"/>
-        </w:rPr>
-        <w:t>Spark</w:t>
-      </w:r>
-      <w:proofErr w:type="spellEnd"/>
-      <w:r>
-        <w:rPr>
-          <w:lang w:val="nl-BE"/>
-        </w:rPr>
-        <w:t xml:space="preserve"> 4.1.1 correct functioneerde samen met Java en Scala, waardoor de VM klaar was voor </w:t>
-      </w:r>
-      <w:proofErr w:type="spellStart"/>
-      <w:r>
-        <w:rPr>
-          <w:lang w:val="nl-BE"/>
-        </w:rPr>
-        <w:t>realtime</w:t>
-      </w:r>
-      <w:proofErr w:type="spellEnd"/>
-      <w:r>
-        <w:rPr>
-          <w:lang w:val="nl-BE"/>
-        </w:rPr>
-        <w:t xml:space="preserve"> verwerking van </w:t>
-      </w:r>
-      <w:proofErr w:type="spellStart"/>
-      <w:r>
-        <w:rPr>
-          <w:lang w:val="nl-BE"/>
-        </w:rPr>
-        <w:t>Kafka</w:t>
-      </w:r>
-      <w:proofErr w:type="spellEnd"/>
-      <w:r>
-        <w:rPr>
-          <w:lang w:val="nl-BE"/>
-        </w:rPr>
-        <w:t xml:space="preserve"> data streams.</w:t>
-      </w:r>
-    </w:p>
-    <w:p>
-      <w:pPr>
-        <w:jc w:val="both"/>
-        <w:rPr>
-          <w:lang w:val="nl-BE"/>
-        </w:rPr>
-      </w:pPr>
-    </w:p>
-    <w:p>
-      <w:pPr>
-        <w:jc w:val="both"/>
-        <w:rPr>
-          <w:lang w:val="nl-BE"/>
-        </w:rPr>
-      </w:pPr>
-      <w:r>
-        <w:rPr>
           <w:noProof/>
           <w:lang w:val="nl-BE"/>
         </w:rPr>
         <w:drawing>
-          <wp:inline distT="0" distB="0" distL="0" distR="0" wp14:anchorId="4FAE4C2A" wp14:editId="7B7BB5AA">
+          <wp:inline distT="0" distB="0" distL="0" distR="0" wp14:anchorId="4FAE4C2A" wp14:editId="63E124CA">
             <wp:extent cx="5943600" cy="3131820"/>
             <wp:effectExtent l="0" t="0" r="0" b="0"/>
             <wp:docPr id="580718456" name="Picture 12"/>
@@ -1518,35 +664,7 @@
         <w:rPr>
           <w:lang w:val="nl-BE"/>
         </w:rPr>
-        <w:t xml:space="preserve">In deze configuratie werd succesvol verbinding gemaakt met VM dc1-vm1 via Google Cloud SSH-in-browser. Na het opstarten van de virtuele machine werd gecontroleerd of het Ubuntu besturingssysteem correct draaide en bereikbaar was binnen het Google Cloud netwerk. Daarnaast werden systeeminformatie zoals geheugenverbruik, CPU-load en interne IP-adres gecontroleerd. Deze stap bevestigde dat de VM correct actief was en klaar was voor verdere installatie van Docker, </w:t>
-      </w:r>
-      <w:proofErr w:type="spellStart"/>
-      <w:r>
-        <w:rPr>
-          <w:lang w:val="nl-BE"/>
-        </w:rPr>
-        <w:t>Kafka</w:t>
-      </w:r>
-      <w:proofErr w:type="spellEnd"/>
-      <w:r>
-        <w:rPr>
-          <w:lang w:val="nl-BE"/>
-        </w:rPr>
-        <w:t xml:space="preserve"> en de </w:t>
-      </w:r>
-      <w:proofErr w:type="spellStart"/>
-      <w:r>
-        <w:rPr>
-          <w:lang w:val="nl-BE"/>
-        </w:rPr>
-        <w:t>realtime</w:t>
-      </w:r>
-      <w:proofErr w:type="spellEnd"/>
-      <w:r>
-        <w:rPr>
-          <w:lang w:val="nl-BE"/>
-        </w:rPr>
-        <w:t xml:space="preserve"> producer omgeving.</w:t>
+        <w:t>In deze configuratie werd succesvol verbinding gemaakt met VM dc1-vm1 via Google Cloud SSH-in-browser. Na het opstarten van de virtuele machine werd gecontroleerd of het Ubuntu besturingssysteem correct draaide en bereikbaar was binnen het Google Cloud netwerk. Daarnaast werden systeeminformatie zoals geheugenverbruik, CPU-load en interne IP-adres gecontroleerd. Deze stap bevestigde dat de VM correct actief was en klaar was voor verdere installatie van Docker, Kafka en de realtime producer omgeving.</w:t>
       </w:r>
     </w:p>
     <w:p>
@@ -1571,7 +689,7 @@
         </w:rPr>
         <w:lastRenderedPageBreak/>
         <w:drawing>
-          <wp:inline distT="0" distB="0" distL="0" distR="0" wp14:anchorId="78DA59B5" wp14:editId="39F4B2CA">
+          <wp:inline distT="0" distB="0" distL="0" distR="0" wp14:anchorId="78DA59B5" wp14:editId="7767CAEF">
             <wp:extent cx="5943600" cy="3007360"/>
             <wp:effectExtent l="0" t="0" r="0" b="2540"/>
             <wp:docPr id="1614923620" name="Picture 13"/>
@@ -1624,189 +742,7 @@
         <w:rPr>
           <w:lang w:val="nl-BE"/>
         </w:rPr>
-        <w:t xml:space="preserve">In deze configuratie werd Apache </w:t>
-      </w:r>
-      <w:proofErr w:type="spellStart"/>
-      <w:r>
-        <w:rPr>
-          <w:lang w:val="nl-BE"/>
-        </w:rPr>
-        <w:t>Kafka</w:t>
-      </w:r>
-      <w:proofErr w:type="spellEnd"/>
-      <w:r>
-        <w:rPr>
-          <w:lang w:val="nl-BE"/>
-        </w:rPr>
-        <w:t xml:space="preserve"> succesvol opgezet en getest op VM dc1-vm1 met Docker </w:t>
-      </w:r>
-      <w:proofErr w:type="spellStart"/>
-      <w:r>
-        <w:rPr>
-          <w:lang w:val="nl-BE"/>
-        </w:rPr>
-        <w:t>Compose</w:t>
-      </w:r>
-      <w:proofErr w:type="spellEnd"/>
-      <w:r>
-        <w:rPr>
-          <w:lang w:val="nl-BE"/>
-        </w:rPr>
-        <w:t xml:space="preserve">. Eerst werden de </w:t>
-      </w:r>
-      <w:proofErr w:type="spellStart"/>
-      <w:r>
-        <w:rPr>
-          <w:lang w:val="nl-BE"/>
-        </w:rPr>
-        <w:t>Kafka</w:t>
-      </w:r>
-      <w:proofErr w:type="spellEnd"/>
-      <w:r>
-        <w:rPr>
-          <w:lang w:val="nl-BE"/>
-        </w:rPr>
-        <w:t xml:space="preserve">- en </w:t>
-      </w:r>
-      <w:proofErr w:type="spellStart"/>
-      <w:r>
-        <w:rPr>
-          <w:lang w:val="nl-BE"/>
-        </w:rPr>
-        <w:t>Zookeeper</w:t>
-      </w:r>
-      <w:proofErr w:type="spellEnd"/>
-      <w:r>
-        <w:rPr>
-          <w:lang w:val="nl-BE"/>
-        </w:rPr>
-        <w:t xml:space="preserve">-containers gestart en gecontroleerd via </w:t>
-      </w:r>
-      <w:proofErr w:type="spellStart"/>
-      <w:r>
-        <w:rPr>
-          <w:lang w:val="nl-BE"/>
-        </w:rPr>
-        <w:t>docker</w:t>
-      </w:r>
-      <w:proofErr w:type="spellEnd"/>
-      <w:r>
-        <w:rPr>
-          <w:lang w:val="nl-BE"/>
-        </w:rPr>
-        <w:t xml:space="preserve"> ps. Daarna werd een </w:t>
-      </w:r>
-      <w:proofErr w:type="spellStart"/>
-      <w:r>
-        <w:rPr>
-          <w:lang w:val="nl-BE"/>
-        </w:rPr>
-        <w:t>Kafka</w:t>
-      </w:r>
-      <w:proofErr w:type="spellEnd"/>
-      <w:r>
-        <w:rPr>
-          <w:lang w:val="nl-BE"/>
-        </w:rPr>
-        <w:t xml:space="preserve"> topic met naam </w:t>
-      </w:r>
-      <w:proofErr w:type="spellStart"/>
-      <w:r>
-        <w:rPr>
-          <w:lang w:val="nl-BE"/>
-        </w:rPr>
-        <w:t>votes</w:t>
-      </w:r>
-      <w:proofErr w:type="spellEnd"/>
-      <w:r>
-        <w:rPr>
-          <w:lang w:val="nl-BE"/>
-        </w:rPr>
-        <w:t xml:space="preserve"> aangemaakt voor het </w:t>
-      </w:r>
-      <w:proofErr w:type="spellStart"/>
-      <w:r>
-        <w:rPr>
-          <w:lang w:val="nl-BE"/>
-        </w:rPr>
-        <w:t>Eurovision</w:t>
-      </w:r>
-      <w:proofErr w:type="spellEnd"/>
-      <w:r>
-        <w:rPr>
-          <w:lang w:val="nl-BE"/>
-        </w:rPr>
-        <w:t xml:space="preserve"> streaming systeem. Vervolgens werd een </w:t>
-      </w:r>
-      <w:proofErr w:type="spellStart"/>
-      <w:r>
-        <w:rPr>
-          <w:lang w:val="nl-BE"/>
-        </w:rPr>
-        <w:t>Kafka</w:t>
-      </w:r>
-      <w:proofErr w:type="spellEnd"/>
-      <w:r>
-        <w:rPr>
-          <w:lang w:val="nl-BE"/>
-        </w:rPr>
-        <w:t xml:space="preserve"> producer gebruikt om berichten </w:t>
-      </w:r>
-      <w:proofErr w:type="spellStart"/>
-      <w:r>
-        <w:rPr>
-          <w:lang w:val="nl-BE"/>
-        </w:rPr>
-        <w:t>realtime</w:t>
-      </w:r>
-      <w:proofErr w:type="spellEnd"/>
-      <w:r>
-        <w:rPr>
-          <w:lang w:val="nl-BE"/>
-        </w:rPr>
-        <w:t xml:space="preserve"> naar het topic te sturen, terwijl een </w:t>
-      </w:r>
-      <w:proofErr w:type="spellStart"/>
-      <w:r>
-        <w:rPr>
-          <w:lang w:val="nl-BE"/>
-        </w:rPr>
-        <w:t>Kafka</w:t>
-      </w:r>
-      <w:proofErr w:type="spellEnd"/>
-      <w:r>
-        <w:rPr>
-          <w:lang w:val="nl-BE"/>
-        </w:rPr>
-        <w:t xml:space="preserve"> </w:t>
-      </w:r>
-      <w:proofErr w:type="spellStart"/>
-      <w:r>
-        <w:rPr>
-          <w:lang w:val="nl-BE"/>
-        </w:rPr>
-        <w:t>consumer</w:t>
-      </w:r>
-      <w:proofErr w:type="spellEnd"/>
-      <w:r>
-        <w:rPr>
-          <w:lang w:val="nl-BE"/>
-        </w:rPr>
-        <w:t xml:space="preserve"> dezelfde berichten correct ontving. Hiermee werd bevestigd dat de messaging pipeline correct functioneert voor </w:t>
-      </w:r>
-      <w:proofErr w:type="spellStart"/>
-      <w:r>
-        <w:rPr>
-          <w:lang w:val="nl-BE"/>
-        </w:rPr>
-        <w:t>realtime</w:t>
-      </w:r>
-      <w:proofErr w:type="spellEnd"/>
-      <w:r>
-        <w:rPr>
-          <w:lang w:val="nl-BE"/>
-        </w:rPr>
-        <w:t xml:space="preserve"> datastreaming.</w:t>
+        <w:t>In deze configuratie werd Apache Kafka succesvol opgezet en getest op VM dc1-vm1 met Docker Compose. Eerst werden de Kafka- en Zookeeper-containers gestart en gecontroleerd via docker ps. Daarna werd een Kafka topic met naam votes aangemaakt voor het Eurovision streaming systeem. Vervolgens werd een Kafka producer gebruikt om berichten realtime naar het topic te sturen, terwijl een Kafka consumer dezelfde berichten correct ontving. Hiermee werd bevestigd dat de messaging pipeline correct functioneert voor realtime datastreaming.</w:t>
       </w:r>
     </w:p>
     <w:p>
@@ -1831,7 +767,7 @@
         </w:rPr>
         <w:lastRenderedPageBreak/>
         <w:drawing>
-          <wp:inline distT="0" distB="0" distL="0" distR="0" wp14:anchorId="1233AC08" wp14:editId="4FD859AA">
+          <wp:inline distT="0" distB="0" distL="0" distR="0" wp14:anchorId="1233AC08" wp14:editId="46DF1650">
             <wp:extent cx="5943600" cy="3192780"/>
             <wp:effectExtent l="0" t="0" r="0" b="7620"/>
             <wp:docPr id="1591203044" name="Picture 14"/>
@@ -1884,143 +820,31 @@
         <w:rPr>
           <w:lang w:val="nl-BE"/>
         </w:rPr>
-        <w:t xml:space="preserve">In deze configuratie werd de volledige </w:t>
+        <w:t>In deze configuratie werd de volledige realtime verbinding tussen Apache Kafka en Apache Spark succesvol getest binnen het Eurovision-project. Via de Kafka producer werden stemgegevens als JSON-berichten verstuurd naar het votes topic. Vervolgens verwerkte Spark Streaming deze berichten realtime op VM dc1-vm2 en berekende automatisch het totaal aantal stemmen per land. De batch-uitvoer bevestigde dat de streaming pipeline correct functioneerde en dat nieuwe stemmen onmiddellijk werden verwerkt en weergegeven binnen het systeem.</w:t>
       </w:r>
-      <w:proofErr w:type="spellStart"/>
+    </w:p>
+    <w:p>
+      <w:pPr>
+        <w:jc w:val="both"/>
+        <w:rPr>
+          <w:lang w:val="nl-BE"/>
+        </w:rPr>
+      </w:pPr>
+    </w:p>
+    <w:p>
+      <w:pPr>
+        <w:jc w:val="both"/>
+        <w:rPr>
+          <w:lang w:val="nl-BE"/>
+        </w:rPr>
+      </w:pPr>
       <w:r>
         <w:rPr>
-          <w:lang w:val="nl-BE"/>
-        </w:rPr>
-        <w:t>realtime</w:t>
-      </w:r>
-      <w:proofErr w:type="spellEnd"/>
-      <w:r>
-        <w:rPr>
-          <w:lang w:val="nl-BE"/>
-        </w:rPr>
-        <w:t xml:space="preserve"> verbinding tussen Apache </w:t>
-      </w:r>
-      <w:proofErr w:type="spellStart"/>
-      <w:r>
-        <w:rPr>
-          <w:lang w:val="nl-BE"/>
-        </w:rPr>
-        <w:t>Kafka</w:t>
-      </w:r>
-      <w:proofErr w:type="spellEnd"/>
-      <w:r>
-        <w:rPr>
-          <w:lang w:val="nl-BE"/>
-        </w:rPr>
-        <w:t xml:space="preserve"> en Apache </w:t>
-      </w:r>
-      <w:proofErr w:type="spellStart"/>
-      <w:r>
-        <w:rPr>
-          <w:lang w:val="nl-BE"/>
-        </w:rPr>
-        <w:t>Spark</w:t>
-      </w:r>
-      <w:proofErr w:type="spellEnd"/>
-      <w:r>
-        <w:rPr>
-          <w:lang w:val="nl-BE"/>
-        </w:rPr>
-        <w:t xml:space="preserve"> succesvol getest binnen het </w:t>
-      </w:r>
-      <w:proofErr w:type="spellStart"/>
-      <w:r>
-        <w:rPr>
-          <w:lang w:val="nl-BE"/>
-        </w:rPr>
-        <w:t>Eurovision</w:t>
-      </w:r>
-      <w:proofErr w:type="spellEnd"/>
-      <w:r>
-        <w:rPr>
-          <w:lang w:val="nl-BE"/>
-        </w:rPr>
-        <w:t xml:space="preserve">-project. Via de </w:t>
-      </w:r>
-      <w:proofErr w:type="spellStart"/>
-      <w:r>
-        <w:rPr>
-          <w:lang w:val="nl-BE"/>
-        </w:rPr>
-        <w:t>Kafka</w:t>
-      </w:r>
-      <w:proofErr w:type="spellEnd"/>
-      <w:r>
-        <w:rPr>
-          <w:lang w:val="nl-BE"/>
-        </w:rPr>
-        <w:t xml:space="preserve"> producer werden stemgegevens als JSON-berichten verstuurd naar het </w:t>
-      </w:r>
-      <w:proofErr w:type="spellStart"/>
-      <w:r>
-        <w:rPr>
-          <w:lang w:val="nl-BE"/>
-        </w:rPr>
-        <w:t>votes</w:t>
-      </w:r>
-      <w:proofErr w:type="spellEnd"/>
-      <w:r>
-        <w:rPr>
-          <w:lang w:val="nl-BE"/>
-        </w:rPr>
-        <w:t xml:space="preserve"> topic. Vervolgens verwerkte </w:t>
-      </w:r>
-      <w:proofErr w:type="spellStart"/>
-      <w:r>
-        <w:rPr>
-          <w:lang w:val="nl-BE"/>
-        </w:rPr>
-        <w:t>Spark</w:t>
-      </w:r>
-      <w:proofErr w:type="spellEnd"/>
-      <w:r>
-        <w:rPr>
-          <w:lang w:val="nl-BE"/>
-        </w:rPr>
-        <w:t xml:space="preserve"> Streaming deze berichten </w:t>
-      </w:r>
-      <w:proofErr w:type="spellStart"/>
-      <w:r>
-        <w:rPr>
-          <w:lang w:val="nl-BE"/>
-        </w:rPr>
-        <w:t>realtime</w:t>
-      </w:r>
-      <w:proofErr w:type="spellEnd"/>
-      <w:r>
-        <w:rPr>
-          <w:lang w:val="nl-BE"/>
-        </w:rPr>
-        <w:t xml:space="preserve"> op VM dc1-vm2 en berekende automatisch het totaal aantal stemmen per land. De batch-uitvoer bevestigde dat de streaming pipeline correct functioneerde en dat nieuwe stemmen onmiddellijk werden verwerkt en weergegeven binnen het systeem.</w:t>
-      </w:r>
-    </w:p>
-    <w:p>
-      <w:pPr>
-        <w:jc w:val="both"/>
-        <w:rPr>
-          <w:lang w:val="nl-BE"/>
-        </w:rPr>
-      </w:pPr>
-    </w:p>
-    <w:p>
-      <w:pPr>
-        <w:jc w:val="both"/>
-        <w:rPr>
-          <w:lang w:val="nl-BE"/>
-        </w:rPr>
-      </w:pPr>
-      <w:r>
-        <w:rPr>
           <w:noProof/>
           <w:lang w:val="nl-BE"/>
         </w:rPr>
         <w:drawing>
-          <wp:inline distT="0" distB="0" distL="0" distR="0" wp14:anchorId="195BF5EF" wp14:editId="79871FB5">
+          <wp:inline distT="0" distB="0" distL="0" distR="0" wp14:anchorId="195BF5EF" wp14:editId="5886CFCF">
             <wp:extent cx="5943600" cy="2947035"/>
             <wp:effectExtent l="0" t="0" r="0" b="5715"/>
             <wp:docPr id="1404369209" name="Picture 15"/>
@@ -2074,320 +898,23 @@
           <w:lang w:val="nl-BE"/>
         </w:rPr>
         <w:lastRenderedPageBreak/>
-        <w:t xml:space="preserve">In deze test werd het </w:t>
+        <w:t>In deze test werd het Eurovision streaming systeem onder hoge belasting uitgevoerd om de prestaties van Kafka en Spark Streaming te evalueren. De Kafka producer verzond continu grote hoeveelheden realtime stemgegevens met snelheden boven 11.000 events per seconde. Tegelijkertijd verwerkte Spark Streaming deze data in micro-batches en berekende live de tussenstanden en huidige winnaar per land. De resultaten bevestigden dat het systeem stabiel bleef functioneren onder zware realtime streaming load en geschikt is voor grootschalige eventverwerking.</w:t>
       </w:r>
-      <w:proofErr w:type="spellStart"/>
-      <w:r>
-        <w:rPr>
-          <w:lang w:val="nl-BE"/>
-        </w:rPr>
-        <w:t>Eurovision</w:t>
-      </w:r>
-      <w:proofErr w:type="spellEnd"/>
-      <w:r>
-        <w:rPr>
-          <w:lang w:val="nl-BE"/>
-        </w:rPr>
-        <w:t xml:space="preserve"> streaming systeem onder hoge belasting uitgevoerd om de prestaties van </w:t>
-      </w:r>
-      <w:proofErr w:type="spellStart"/>
-      <w:r>
-        <w:rPr>
-          <w:lang w:val="nl-BE"/>
-        </w:rPr>
-        <w:t>Kafka</w:t>
-      </w:r>
-      <w:proofErr w:type="spellEnd"/>
-      <w:r>
-        <w:rPr>
-          <w:lang w:val="nl-BE"/>
-        </w:rPr>
-        <w:t xml:space="preserve"> en </w:t>
-      </w:r>
-      <w:proofErr w:type="spellStart"/>
-      <w:r>
-        <w:rPr>
-          <w:lang w:val="nl-BE"/>
-        </w:rPr>
-        <w:t>Spark</w:t>
-      </w:r>
-      <w:proofErr w:type="spellEnd"/>
-      <w:r>
-        <w:rPr>
-          <w:lang w:val="nl-BE"/>
-        </w:rPr>
-        <w:t xml:space="preserve"> Streaming te evalueren. De </w:t>
-      </w:r>
-      <w:proofErr w:type="spellStart"/>
-      <w:r>
-        <w:rPr>
-          <w:lang w:val="nl-BE"/>
-        </w:rPr>
-        <w:t>Kafka</w:t>
-      </w:r>
-      <w:proofErr w:type="spellEnd"/>
-      <w:r>
-        <w:rPr>
-          <w:lang w:val="nl-BE"/>
-        </w:rPr>
-        <w:t xml:space="preserve"> producer verzond continu grote hoeveelheden </w:t>
-      </w:r>
-      <w:proofErr w:type="spellStart"/>
-      <w:r>
-        <w:rPr>
-          <w:lang w:val="nl-BE"/>
-        </w:rPr>
-        <w:t>realtime</w:t>
-      </w:r>
-      <w:proofErr w:type="spellEnd"/>
-      <w:r>
-        <w:rPr>
-          <w:lang w:val="nl-BE"/>
-        </w:rPr>
-        <w:t xml:space="preserve"> stemgegevens met snelheden boven 11.000 events per seconde. Tegelijkertijd verwerkte </w:t>
-      </w:r>
-      <w:proofErr w:type="spellStart"/>
-      <w:r>
-        <w:rPr>
-          <w:lang w:val="nl-BE"/>
-        </w:rPr>
-        <w:t>Spark</w:t>
-      </w:r>
-      <w:proofErr w:type="spellEnd"/>
-      <w:r>
-        <w:rPr>
-          <w:lang w:val="nl-BE"/>
-        </w:rPr>
-        <w:t xml:space="preserve"> Streaming deze data in micro-batches en berekende live de tussenstanden en huidige winnaar per land. De resultaten bevestigden dat het systeem stabiel bleef functioneren onder zware </w:t>
-      </w:r>
-      <w:proofErr w:type="spellStart"/>
-      <w:r>
-        <w:rPr>
-          <w:lang w:val="nl-BE"/>
-        </w:rPr>
-        <w:t>realtime</w:t>
-      </w:r>
-      <w:proofErr w:type="spellEnd"/>
-      <w:r>
-        <w:rPr>
-          <w:lang w:val="nl-BE"/>
-        </w:rPr>
-        <w:t xml:space="preserve"> streaming load en geschikt is voor grootschalige eventverwerking.</w:t>
-      </w:r>
-    </w:p>
-    <w:p>
-      <w:pPr>
-        <w:jc w:val="both"/>
-        <w:rPr>
-          <w:lang w:val="nl-BE"/>
-        </w:rPr>
-      </w:pPr>
-    </w:p>
-    <w:p>
-      <w:pPr>
-        <w:jc w:val="both"/>
-        <w:rPr>
-          <w:lang w:val="nl-BE"/>
-        </w:rPr>
-      </w:pPr>
-      <w:r>
-        <w:rPr>
-          <w:noProof/>
-          <w:lang w:val="nl-BE"/>
-        </w:rPr>
-        <w:drawing>
-          <wp:inline distT="0" distB="0" distL="0" distR="0" wp14:anchorId="2CD35250" wp14:editId="6063A35B">
-            <wp:extent cx="5943600" cy="6073140"/>
-            <wp:effectExtent l="0" t="0" r="0" b="3810"/>
-            <wp:docPr id="935211550" name="Picture 2"/>
-            <wp:cNvGraphicFramePr>
-              <a:graphicFrameLocks xmlns:a="http://schemas.openxmlformats.org/drawingml/2006/main" noChangeAspect="1"/>
-            </wp:cNvGraphicFramePr>
-            <a:graphic xmlns:a="http://schemas.openxmlformats.org/drawingml/2006/main">
-              <a:graphicData uri="http://schemas.openxmlformats.org/drawingml/2006/picture">
-                <pic:pic xmlns:pic="http://schemas.openxmlformats.org/drawingml/2006/picture">
-                  <pic:nvPicPr>
-                    <pic:cNvPr id="0" name="Picture 1"/>
-                    <pic:cNvPicPr>
-                      <a:picLocks noChangeAspect="1" noChangeArrowheads="1"/>
-                    </pic:cNvPicPr>
-                  </pic:nvPicPr>
-                  <pic:blipFill>
-                    <a:blip r:embed="rId18">
-                      <a:extLst>
-                        <a:ext uri="{28A0092B-C50C-407E-A947-70E740481C1C}">
-                          <a14:useLocalDpi xmlns:a14="http://schemas.microsoft.com/office/drawing/2010/main" val="0"/>
-                        </a:ext>
-                      </a:extLst>
-                    </a:blip>
-                    <a:srcRect/>
-                    <a:stretch>
-                      <a:fillRect/>
-                    </a:stretch>
-                  </pic:blipFill>
-                  <pic:spPr bwMode="auto">
-                    <a:xfrm>
-                      <a:off x="0" y="0"/>
-                      <a:ext cx="5943600" cy="6073140"/>
-                    </a:xfrm>
-                    <a:prstGeom prst="rect">
-                      <a:avLst/>
-                    </a:prstGeom>
-                    <a:noFill/>
-                    <a:ln>
-                      <a:noFill/>
-                    </a:ln>
-                  </pic:spPr>
-                </pic:pic>
-              </a:graphicData>
-            </a:graphic>
-          </wp:inline>
-        </w:drawing>
-      </w:r>
-    </w:p>
-    <w:p>
-      <w:pPr>
-        <w:jc w:val="both"/>
-      </w:pPr>
-      <w:r>
-        <w:lastRenderedPageBreak/>
-        <w:t>We configured a Google Cloud NAT gateway to provide outbound internet access for private VM instances (dc2-spark, dc3-spark, dc4-spark) that only use internal IP addresses inside the VPC network.</w:t>
-      </w:r>
-    </w:p>
-    <w:p>
-      <w:pPr>
-        <w:jc w:val="both"/>
-      </w:pPr>
-      <w:r>
-        <w:t>Without Cloud NAT, these internal VMs could communicate only inside the private network and were unable to download packages, install Spark dependencies, or access external repositories such as archive.apache.org.</w:t>
-      </w:r>
-    </w:p>
-    <w:p>
-      <w:pPr>
-        <w:jc w:val="both"/>
-      </w:pPr>
-      <w:r>
-        <w:t>Configuration details:</w:t>
-      </w:r>
-    </w:p>
-    <w:p>
-      <w:pPr>
-        <w:ind w:left="720"/>
-        <w:jc w:val="both"/>
-      </w:pPr>
-      <w:r>
-        <w:t xml:space="preserve">NAT Gateway Name: </w:t>
-      </w:r>
-      <w:proofErr w:type="spellStart"/>
-      <w:r>
-        <w:t>eurovision-nat</w:t>
-      </w:r>
-      <w:proofErr w:type="spellEnd"/>
-      <w:r>
-        <w:t xml:space="preserve"> </w:t>
-      </w:r>
-    </w:p>
-    <w:p>
-      <w:pPr>
-        <w:ind w:left="720"/>
-        <w:jc w:val="both"/>
-      </w:pPr>
-      <w:r>
-        <w:t xml:space="preserve">Network: default </w:t>
-      </w:r>
-    </w:p>
-    <w:p>
-      <w:pPr>
-        <w:ind w:left="720"/>
-        <w:jc w:val="both"/>
-      </w:pPr>
-      <w:r>
-        <w:t xml:space="preserve">Region: europe-west1 </w:t>
-      </w:r>
-    </w:p>
-    <w:p>
-      <w:pPr>
-        <w:ind w:left="720"/>
-        <w:jc w:val="both"/>
-      </w:pPr>
-      <w:r>
-        <w:t xml:space="preserve">Cloud Router: </w:t>
-      </w:r>
-      <w:proofErr w:type="spellStart"/>
-      <w:r>
-        <w:t>eurovision</w:t>
-      </w:r>
-      <w:proofErr w:type="spellEnd"/>
-      <w:r>
-        <w:t xml:space="preserve">-router </w:t>
-      </w:r>
-    </w:p>
-    <w:p>
-      <w:pPr>
-        <w:ind w:left="720"/>
-        <w:jc w:val="both"/>
-      </w:pPr>
-      <w:r>
-        <w:t xml:space="preserve">NAT Type: Public </w:t>
-      </w:r>
-    </w:p>
-    <w:p>
-      <w:pPr>
-        <w:jc w:val="both"/>
-      </w:pPr>
-      <w:r>
-        <w:t>This approach was chosen because:</w:t>
-      </w:r>
-    </w:p>
-    <w:p>
-      <w:pPr>
-        <w:ind w:left="720"/>
-        <w:jc w:val="both"/>
-      </w:pPr>
-      <w:r>
-        <w:t xml:space="preserve">Only dc1-spark uses an external IP for administration access. </w:t>
-      </w:r>
-    </w:p>
-    <w:p>
-      <w:pPr>
-        <w:ind w:left="720"/>
-        <w:jc w:val="both"/>
-      </w:pPr>
-      <w:r>
-        <w:t xml:space="preserve">dc2, dc3, and dc4 remain private and more secure by using only internal IP addresses. </w:t>
-      </w:r>
-    </w:p>
-    <w:p>
-      <w:pPr>
-        <w:ind w:left="720"/>
-        <w:jc w:val="both"/>
-      </w:pPr>
-      <w:r>
-        <w:t xml:space="preserve">Cloud NAT allows secure outbound internet connectivity without exposing the VMs directly to inbound internet traffic. </w:t>
-      </w:r>
-    </w:p>
-    <w:p>
-      <w:pPr>
-        <w:ind w:left="720"/>
-        <w:jc w:val="both"/>
-      </w:pPr>
-      <w:r>
-        <w:t>All Spark nodes can now install software and dependencies while remaining inside the internal Google Cloud network architecture.</w:t>
-      </w:r>
-    </w:p>
-    <w:p>
-      <w:pPr>
-        <w:jc w:val="both"/>
-      </w:pPr>
-    </w:p>
-    <w:p>
-      <w:pPr>
-        <w:jc w:val="both"/>
-      </w:pPr>
-    </w:p>
-    <w:p>
-      <w:pPr>
-        <w:jc w:val="both"/>
+    </w:p>
+    <w:p>
+      <w:pPr>
+        <w:jc w:val="both"/>
+        <w:rPr>
+          <w:lang w:val="nl-BE"/>
+        </w:rPr>
+      </w:pPr>
+    </w:p>
+    <w:p>
+      <w:pPr>
+        <w:jc w:val="both"/>
+        <w:rPr>
+          <w:lang w:val="nl-BE"/>
+        </w:rPr>
       </w:pPr>
     </w:p>
     <w:sectPr>
